--- a/tillsyn/A 15203-2026 tillsynsbegäran.docx
+++ b/tillsyn/A 15203-2026 tillsynsbegäran.docx
@@ -7,7 +7,7 @@
         <w:pStyle w:val="Title"/>
       </w:pPr>
       <w:r>
-        <w:t>Tillsynsbegäran – information om höga naturvärden i avverkningsanmälan A 15203-2026 i Mora kommun</w:t>
+        <w:t>Tillsynsbegäran – information om höga naturvärden och fridlysta arter i avverkningsanmälan A 15203-2026 i Mora kommun</w:t>
       </w:r>
     </w:p>
     <w:p>
@@ -22,7 +22,7 @@
     </w:p>
     <w:p>
       <w:r>
-        <w:t>Nedan beskrivs fynd av naturvårdsarter som gjorts i det avverkningsanmälda området. I BILAGA 1 finns artfakta om rödlistade arter.</w:t>
+        <w:t>Nedan beskrivs fynd av naturvårdsarter och fridlysta arter som gjorts i det avverkningsanmälda området. I BILAGA 1 finns artfakta om fridlysta och rödlistade arter.</w:t>
       </w:r>
     </w:p>
     <w:p>
@@ -35,7 +35,7 @@
     </w:p>
     <w:p>
       <w:r>
-        <w:t>I avverkningsanmälan har följande 2 naturvårdsarter hittats: garnlav (NT) och mindre märgborre (S). Av dessa är 1 rödlistade. För rödlistade arter har rödlistekategorin angivits inom parentes. Arter som är signalarter enligt Skogsstyrelsen har markerats med (S).</w:t>
+        <w:t>I avverkningsanmälan har följande 3 naturvårdsarter hittats: garnlav (NT), spillkråka (NT, §4) och mindre märgborre (S). Av dessa är 2 rödlistade. För rödlistade arter har rödlistekategorin angivits inom parentes. Arter som är signalarter enligt Skogsstyrelsen har markerats med (S). För fridlysta arter anges även paragrafen i Artskyddsförordningen som arten är fridlyst enligt.</w:t>
       </w:r>
     </w:p>
     <w:p>
@@ -149,6 +149,67 @@
       </w:r>
     </w:p>
     <w:p>
+      <w:pPr>
+        <w:pStyle w:val="Heading1"/>
+      </w:pPr>
+      <w:r>
+        <w:t>Fridlysta arter</w:t>
+      </w:r>
+    </w:p>
+    <w:p>
+      <w:r>
+        <w:t>Följande fridlysta arter har sina livsmiljöer och växtplatser i den avverkningsanmälda skogen: spillkråka (NT, §4).</w:t>
+      </w:r>
+    </w:p>
+    <w:p>
+      <w:r>
+        <w:t xml:space="preserve">Observera att medlemsländerna är skyldiga att agera i enlighet med EU:s fågeldirektiv där det uttryckligen står att direktivet gäller för fåglar samt för deras ägg, bon och </w:t>
+      </w:r>
+      <w:r>
+        <w:rPr>
+          <w:b/>
+        </w:rPr>
+        <w:t xml:space="preserve">livsmiljöer </w:t>
+      </w:r>
+      <w:r>
+        <w:t>(artikel 1). Vidare att de åtgärder som vidtas inte får leda till en försämring av den nuvarande situationen beträffande bevarandet av de fågelarter som avses i artikel 1 (artikel 13). Fågeldirektivet är styrande för tillsynsansvariga myndigheters ärendehantering, ställningstaganden och beslutsfattande.</w:t>
+      </w:r>
+    </w:p>
+    <w:p>
+      <w:r>
+        <w:rPr>
+          <w:b/>
+        </w:rPr>
+        <w:t>Spillkråka (§4)</w:t>
+      </w:r>
+      <w:r>
+        <w:t xml:space="preserve"> omfattas av bilaga 1 i EU:s fågeldirektiv och är typisk art för </w:t>
+      </w:r>
+      <w:r>
+        <w:rPr>
+          <w:i/>
+        </w:rPr>
+        <w:t xml:space="preserve">9010 Taiga </w:t>
+      </w:r>
+      <w:r>
+        <w:t>och</w:t>
+      </w:r>
+      <w:r>
+        <w:rPr>
+          <w:i/>
+        </w:rPr>
+        <w:t xml:space="preserve"> 9740 Skogsbevuxen myr</w:t>
+      </w:r>
+      <w:r>
+        <w:t>. Den behöver grova träd, främst tall, asp och bok som boträd. Skogsbruk med korta omloppstider och täta, homogena ungskogar utgör det största hotet. Spillkråka är en nyckelart i skogliga miljöer vars övergivna bohål utnyttjas av flera andra hålhäckande fågelarter och fladdermöss, däribland pärluggla (EN, §4), knipa (§4), salskrake (§4) och skogsduva (§4). Hökuggla (VU, §4) och slaguggla (§4) häckar ofta i högstubbar som brutits av i höjd med ett gammalt spillkråkebo (SLU Artdatabanken, 2026; Skogsstyrelsen, 2016).</w:t>
+      </w:r>
+    </w:p>
+    <w:p>
+      <w:r>
+        <w:t>I BILAGA 1 finns mer detaljerad information om ekologi samt krav på livsmiljö hos fridlysta arter.</w:t>
+      </w:r>
+    </w:p>
+    <w:p>
       <w:r>
         <w:br w:type="page"/>
       </w:r>
@@ -158,7 +219,9 @@
         <w:pStyle w:val="Title"/>
       </w:pPr>
       <w:r>
-        <w:t>BILAGA 1 – Rödlistade arter</w:t>
+        <w:t>BILAGA 1 –</w:t>
+        <w:br/>
+        <w:t>Fridlysta och rödlistade arter</w:t>
       </w:r>
     </w:p>
     <w:p>
@@ -355,6 +418,78 @@
         <w:t xml:space="preserve"> Länsstyrelsen Gävleborg, Rapport 2009:14.</w:t>
       </w:r>
     </w:p>
+    <w:p>
+      <w:pPr>
+        <w:pStyle w:val="Heading1"/>
+      </w:pPr>
+      <w:r>
+        <w:t>Spillkråka – ekologi samt krav på livsmiljön</w:t>
+      </w:r>
+    </w:p>
+    <w:p>
+      <w:r>
+        <w:t xml:space="preserve">Spillkråka (§4) ingår i bilaga 1 EU:s fågeldirektiv och är typisk art för </w:t>
+      </w:r>
+      <w:r>
+        <w:rPr>
+          <w:i/>
+        </w:rPr>
+        <w:t xml:space="preserve">9010 Taiga </w:t>
+      </w:r>
+      <w:r>
+        <w:t>och</w:t>
+      </w:r>
+      <w:r>
+        <w:rPr>
+          <w:i/>
+        </w:rPr>
+        <w:t xml:space="preserve"> 9740 Skogsbevuxen myr</w:t>
+      </w:r>
+      <w:r>
+        <w:t>. Den lever i både barr- och blandskog liksom i ren lövskog. De tätaste populationerna tenderar att finnas i äldre, variationsrik blandskog med gott om död ved och gamla träd. Varje par utnyttjar 400–1000 hektar skog beroende på skogens kvalitet. Skogsbruk med korta omloppstider och täta, homogena ungskogar utgör det största hotet (SLU Artdatabanken, 2026).</w:t>
+      </w:r>
+    </w:p>
+    <w:p>
+      <w:r>
+        <w:t>Spillkråka är en nyckelart i skogliga miljöer vars övergivna bohål utnyttjas av flera andra hålhäckande fågelarter och fladdermöss, däribland pärluggla (EN, §4), knipa (§4), salskrake (§4) och skogsduva (§4). Hökuggla (VU, §4) och slaguggla (§4) häckar ofta i högstubbar som brutits av i höjd med ett gammalt spillkråkebo (Skogsstyrelsen, 2016).</w:t>
+      </w:r>
+    </w:p>
+    <w:p>
+      <w:pPr>
+        <w:pStyle w:val="Heading2"/>
+      </w:pPr>
+      <w:r>
+        <w:t>Referenser – spillkråka</w:t>
+      </w:r>
+    </w:p>
+    <w:p>
+      <w:r>
+        <w:t xml:space="preserve">Skogsstyrelsen, 2016. </w:t>
+      </w:r>
+      <w:r>
+        <w:rPr>
+          <w:i/>
+        </w:rPr>
+        <w:t xml:space="preserve">Vägledning för hänsyn till spillkråka. </w:t>
+      </w:r>
+      <w:r>
+        <w:t>Vägledningar och kunskapsstöd artskydd – Skogsstyrelsen.</w:t>
+      </w:r>
+    </w:p>
+    <w:p>
+      <w:r>
+        <w:t xml:space="preserve">SLU Artdatabanken, 2026. </w:t>
+      </w:r>
+      <w:r>
+        <w:rPr>
+          <w:i/>
+        </w:rPr>
+        <w:t xml:space="preserve">Artfaktablad. Naturvård – artfakta. </w:t>
+      </w:r>
+      <w:r>
+        <w:t>SLU Artdatabanken, Uppsala.</w:t>
+      </w:r>
+    </w:p>
     <w:sectPr>
       <w:headerReference w:type="even" r:id="rId8"/>
       <w:headerReference w:type="default" r:id="rId9"/>
@@ -483,7 +618,7 @@
     <w:r>
       <w:tab/>
       <w:tab/>
-      <w:t>2026-05-01</w:t>
+      <w:t>2026-05-02</w:t>
       <w:br/>
       <w:br/>
     </w:r>

--- a/tillsyn/A 15203-2026 tillsynsbegäran.docx
+++ b/tillsyn/A 15203-2026 tillsynsbegäran.docx
@@ -618,7 +618,7 @@
     <w:r>
       <w:tab/>
       <w:tab/>
-      <w:t>2026-05-02</w:t>
+      <w:t>2026-05-03</w:t>
       <w:br/>
       <w:br/>
     </w:r>

--- a/tillsyn/A 15203-2026 tillsynsbegäran.docx
+++ b/tillsyn/A 15203-2026 tillsynsbegäran.docx
@@ -618,7 +618,7 @@
     <w:r>
       <w:tab/>
       <w:tab/>
-      <w:t>2026-06-15</w:t>
+      <w:t>2026-06-16</w:t>
       <w:br/>
       <w:br/>
     </w:r>

--- a/tillsyn/A 15203-2026 tillsynsbegäran.docx
+++ b/tillsyn/A 15203-2026 tillsynsbegäran.docx
@@ -618,7 +618,7 @@
     <w:r>
       <w:tab/>
       <w:tab/>
-      <w:t>2026-06-16</w:t>
+      <w:t>2026-06-17</w:t>
       <w:br/>
       <w:br/>
     </w:r>

--- a/tillsyn/A 15203-2026 tillsynsbegäran.docx
+++ b/tillsyn/A 15203-2026 tillsynsbegäran.docx
@@ -1,6 +1,6 @@
 
 <file path=word/document.xml><?xml version="1.0" encoding="utf-8"?>
-<w:document xmlns:wpc="http://schemas.microsoft.com/office/word/2010/wordprocessingCanvas" xmlns:cx="http://schemas.microsoft.com/office/drawing/2014/chartex" xmlns:cx1="http://schemas.microsoft.com/office/drawing/2015/9/8/chartex" xmlns:cx2="http://schemas.microsoft.com/office/drawing/2015/10/21/chartex" xmlns:cx3="http://schemas.microsoft.com/office/drawing/2016/5/9/chartex" xmlns:cx4="http://schemas.microsoft.com/office/drawing/2016/5/10/chartex" xmlns:cx5="http://schemas.microsoft.com/office/drawing/2016/5/11/chartex" xmlns:cx6="http://schemas.microsoft.com/office/drawing/2016/5/12/chartex" xmlns:cx7="http://schemas.microsoft.com/office/drawing/2016/5/13/chartex" xmlns:cx8="http://schemas.microsoft.com/office/drawing/2016/5/14/chartex" xmlns:mc="http://schemas.openxmlformats.org/markup-compatibility/2006" xmlns:aink="http://schemas.microsoft.com/office/drawing/2016/ink" xmlns:am3d="http://schemas.microsoft.com/office/drawing/2017/model3d" xmlns:o="urn:schemas-microsoft-com:office:office" xmlns:oel="http://schemas.microsoft.com/office/2019/extlst" xmlns:r="http://schemas.openxmlformats.org/officeDocument/2006/relationships" xmlns:m="http://schemas.openxmlformats.org/officeDocument/2006/math" xmlns:v="urn:schemas-microsoft-com:vml" xmlns:wp14="http://schemas.microsoft.com/office/word/2010/wordprocessingDrawing" xmlns:wp="http://schemas.openxmlformats.org/drawingml/2006/wordprocessingDrawing" xmlns:w10="urn:schemas-microsoft-com:office:word" xmlns:w="http://schemas.openxmlformats.org/wordprocessingml/2006/main" xmlns:w14="http://schemas.microsoft.com/office/word/2010/wordml" xmlns:w15="http://schemas.microsoft.com/office/word/2012/wordml" xmlns:w16cex="http://schemas.microsoft.com/office/word/2018/wordml/cex" xmlns:w16cid="http://schemas.microsoft.com/office/word/2016/wordml/cid" xmlns:w16="http://schemas.microsoft.com/office/word/2018/wordml" xmlns:w16sdtdh="http://schemas.microsoft.com/office/word/2020/wordml/sdtdatahash" xmlns:w16se="http://schemas.microsoft.com/office/word/2015/wordml/symex" xmlns:wpg="http://schemas.microsoft.com/office/word/2010/wordprocessingGroup" xmlns:wpi="http://schemas.microsoft.com/office/word/2010/wordprocessingInk" xmlns:wne="http://schemas.microsoft.com/office/word/2006/wordml" xmlns:wps="http://schemas.microsoft.com/office/word/2010/wordprocessingShape" mc:Ignorable="w14 w15 w16se w16cid w16 w16cex w16sdtdh wp14">
+<w:document xmlns:wpc="http://schemas.microsoft.com/office/word/2010/wordprocessingCanvas" xmlns:cx="http://schemas.microsoft.com/office/drawing/2014/chartex" xmlns:cx1="http://schemas.microsoft.com/office/drawing/2015/9/8/chartex" xmlns:cx2="http://schemas.microsoft.com/office/drawing/2015/10/21/chartex" xmlns:cx3="http://schemas.microsoft.com/office/drawing/2016/5/9/chartex" xmlns:cx4="http://schemas.microsoft.com/office/drawing/2016/5/10/chartex" xmlns:cx5="http://schemas.microsoft.com/office/drawing/2016/5/11/chartex" xmlns:cx6="http://schemas.microsoft.com/office/drawing/2016/5/12/chartex" xmlns:cx7="http://schemas.microsoft.com/office/drawing/2016/5/13/chartex" xmlns:cx8="http://schemas.microsoft.com/office/drawing/2016/5/14/chartex" xmlns:mc="http://schemas.openxmlformats.org/markup-compatibility/2006" xmlns:aink="http://schemas.microsoft.com/office/drawing/2016/ink" xmlns:am3d="http://schemas.microsoft.com/office/drawing/2017/model3d" xmlns:o="urn:schemas-microsoft-com:office:office" xmlns:oel="http://schemas.microsoft.com/office/2019/extlst" xmlns:r="http://schemas.openxmlformats.org/officeDocument/2006/relationships" xmlns:m="http://schemas.openxmlformats.org/officeDocument/2006/math" xmlns:v="urn:schemas-microsoft-com:vml" xmlns:wp14="http://schemas.microsoft.com/office/word/2010/wordprocessingDrawing" xmlns:wp="http://schemas.openxmlformats.org/drawingml/2006/wordprocessingDrawing" xmlns:w10="urn:schemas-microsoft-com:office:word" xmlns:w="http://schemas.openxmlformats.org/wordprocessingml/2006/main" xmlns:w14="http://schemas.microsoft.com/office/word/2010/wordml" xmlns:w15="http://schemas.microsoft.com/office/word/2012/wordml" xmlns:w16cex="http://schemas.microsoft.com/office/word/2018/wordml/cex" xmlns:w16cid="http://schemas.microsoft.com/office/word/2016/wordml/cid" xmlns:w16="http://schemas.microsoft.com/office/word/2018/wordml" xmlns:w16du="http://schemas.microsoft.com/office/word/2023/wordml/word16du" xmlns:w16sdtdh="http://schemas.microsoft.com/office/word/2020/wordml/sdtdatahash" xmlns:w16sdtfl="http://schemas.microsoft.com/office/word/2024/wordml/sdtformatlock" xmlns:w16se="http://schemas.microsoft.com/office/word/2015/wordml/symex" xmlns:wpg="http://schemas.microsoft.com/office/word/2010/wordprocessingGroup" xmlns:wpi="http://schemas.microsoft.com/office/word/2010/wordprocessingInk" xmlns:wne="http://schemas.microsoft.com/office/word/2006/wordml" xmlns:wps="http://schemas.microsoft.com/office/word/2010/wordprocessingShape" mc:Ignorable="w14 w15 w16se w16cid w16 w16cex w16sdtdh w16sdtfl w16du wp14">
   <w:body>
     <w:p>
       <w:pPr>
@@ -12,35 +12,10 @@
     </w:p>
     <w:p>
       <w:r>
-        <w:t>Detta dokument behandlar höga naturvärden i avverkningsanmälan A 15203-2026 i Mora kommun. Denna avverkningsanmälan inkom 2026-03-24 00:00:00 och omfattar 2,5 ha.</w:t>
-      </w:r>
-    </w:p>
-    <w:p>
-      <w:r>
-        <w:t>Vi begär härmed att Skogsstyrelsen fattar beslut enligt miljöbalken som säkerställer att skogens höga naturvärden bevaras samt säkerställer att EU-lagstiftning efterlevs och att artskyddsbrott förhindras. Vi önskar även ta del av de ställningstaganden och beslut som myndigheterna meddelar till följd av aktuell avverkningsanmälan och föreningens inlaga (se 34 § förvaltningslagen).</w:t>
-      </w:r>
-    </w:p>
-    <w:p>
-      <w:r>
-        <w:t>Nedan beskrivs fynd av naturvårdsarter och fridlysta arter som gjorts i det avverkningsanmälda området. I BILAGA 1 finns artfakta om fridlysta och rödlistade arter.</w:t>
-      </w:r>
-    </w:p>
-    <w:p>
-      <w:pPr>
-        <w:pStyle w:val="Heading1"/>
-      </w:pPr>
-      <w:r>
-        <w:t>Naturvårdsarter</w:t>
-      </w:r>
-    </w:p>
-    <w:p>
-      <w:r>
-        <w:t>I avverkningsanmälan har följande 3 naturvårdsarter hittats: garnlav (NT), spillkråka (NT, §4) och mindre märgborre (S). Av dessa är 2 rödlistade. För rödlistade arter har rödlistekategorin angivits inom parentes. Arter som är signalarter enligt Skogsstyrelsen har markerats med (S). För fridlysta arter anges även paragrafen i Artskyddsförordningen som arten är fridlyst enligt.</w:t>
-      </w:r>
-    </w:p>
-    <w:p>
-      <w:r>
-        <w:t>De påträffade naturvårdsarterna är ett tydligt kvitto på att detta rör sig om en skog med höga naturvärden. I Figur 1 visas en karta över det avverkningsanmälda området, där samtliga fyndplatser för naturvårdsarter som finns registrerade på Artportalen har markerats.</w:t>
+        <w:t>Detta dokument behandlar höga naturvärden i avverkningsanmälan A 15203-2026 i Mora kommun som inkom 2026-03-24 och omfattar 2,5 ha.</w:t>
+      </w:r>
+      <w:r>
+        <w:t xml:space="preserve"> I Figur 1 visas fyndplatser för naturvårdsarter i området, som finns registrerade på Artportalen.</w:t>
       </w:r>
     </w:p>
     <w:p>
@@ -50,7 +25,7 @@
       <w:r>
         <w:drawing>
           <wp:inline xmlns:a="http://schemas.openxmlformats.org/drawingml/2006/main" xmlns:pic="http://schemas.openxmlformats.org/drawingml/2006/picture">
-            <wp:extent cx="5486400" cy="5307333"/>
+            <wp:extent cx="5486400" cy="5122048"/>
             <wp:docPr id="1" name="Picture 1"/>
             <wp:cNvGraphicFramePr>
               <a:graphicFrameLocks noChangeAspect="1"/>
@@ -71,7 +46,7 @@
                   <pic:spPr>
                     <a:xfrm>
                       <a:off x="0" y="0"/>
-                      <a:ext cx="5486400" cy="5307333"/>
+                      <a:ext cx="5486400" cy="5122048"/>
                     </a:xfrm>
                     <a:prstGeom prst="rect"/>
                   </pic:spPr>
@@ -85,67 +60,30 @@
     <w:p>
       <w:pPr>
         <w:pStyle w:val="Caption"/>
+        <w:spacing w:after="240"/>
       </w:pPr>
       <w:r>
-        <w:t>Figur 1. Fyndplatser för naturvårdsarter i det avverkningsanmälda området (röd linje). Markörer utan svart kant är placerade på fyndplatsen. Markörer med svart kant är placerade vid sidan av fyndplatsen och har ett svart streck som visar fyndplatsens exakta position. Kartans mittpunktskoordinat är N 6770351, E 468298 i SWEREF 99 TM.</w:t>
+        <w:t>Figur 1. Fyndplatser för naturvårdsarter i och inom 23 meter från avverkningsanmälan (röd linje). Inom parentes anges rödlistekategorier, S för signalarter, Tför typiska arter och fridlysningsparagrafer i artskyddsförordningen.Markörer utan svart kant är placerade på fyndplatsen. Markörer med svart kant är placerade vid sidan av fyndplatsen och har ett svart streck som visar fyndplatsens exakta position. Kartans mittpunktskoordinat är N 6770351, E 468298 i SWEREF 99 TM.</w:t>
       </w:r>
     </w:p>
     <w:p>
       <w:r>
-        <w:rPr>
-          <w:b/>
-        </w:rPr>
-        <w:t>Garnlav (VU)</w:t>
-      </w:r>
-      <w:r>
-        <w:t xml:space="preserve"> är en utpräglad barrskogsart som ibland kan drapera träden i norrländska grannaturskogar med hög luftfuktighet. Den förekommer även i talldominerade bestånd där den, förutom i trädens grenverk, påträffas hängande över ojämnheter i tallbarken. Arten har minskat starkt i södra och mellersta Sverige och den minskar även i sitt nordliga utbredningsområde. Minskningstakten uppgår till 30 (20–50) % inom 50 år och överstiger gränsvärdet för Sårbar (VU). Orsaken till tillbakagången beror främst på slutavverkningar av naturskogsartade skogar. Bestånd med riklig förekomst bör regelmässigt sparas, vilket även gynnar flera andra sällsynta och rödlistade arter. Garnlav är värdväxt för den mycket sällsynta och akut hotade fjärilen barrskogslavfly (CR) som hör hemma i boreala barrskogar med riklig förekomst av värdväxten. Tidigare kunde arten konstateras årligen på flera platser vid Dala-Floda i Dalarna innan lokalerna kalavverkades. Senaste fyndet i landet av barrskogslavfly är från år 2000 då den påträffades vid Högberget i Sollefteå kommun. Garnlav är typisk art för </w:t>
-      </w:r>
-      <w:r>
-        <w:rPr>
-          <w:i/>
-        </w:rPr>
-        <w:t xml:space="preserve">9010 Taiga </w:t>
-      </w:r>
-      <w:r>
-        <w:t>och</w:t>
-      </w:r>
-      <w:r>
-        <w:rPr>
-          <w:i/>
-        </w:rPr>
-        <w:t xml:space="preserve"> 9070 Trädklädd betesmark</w:t>
-      </w:r>
-      <w:r>
-        <w:t xml:space="preserve"> (SLU Artdatabanken, 2026).</w:t>
+        <w:t>Vi begär härmed att Skogsstyrelsen fattar beslut enligt miljöbalken som säkerställer att skogens höga naturvärden bevaras samt att EU-lagstiftning efterlevs och att artskyddsbrott förhindras.</w:t>
       </w:r>
     </w:p>
     <w:p>
       <w:r>
-        <w:rPr>
-          <w:b/>
-        </w:rPr>
-        <w:t>Mindre märgborre</w:t>
-      </w:r>
-      <w:r>
-        <w:t xml:space="preserve"> är en signalart för tallskog med höga naturvärden och betraktas tillsammans med skarptandad barkborre som nyckelarter för ett antal sällsynta åtgärdsprogramsarter som är beroende av deras gångsystem. Bland dessa kan nämnas avlång barkborre (VU), </w:t>
-      </w:r>
-      <w:r>
-        <w:rPr>
-          <w:i/>
-        </w:rPr>
-        <w:t>Corticeus longulus</w:t>
-      </w:r>
-      <w:r>
-        <w:t xml:space="preserve"> (VU), tallgångbagge (VU), cholodkovskys bastborre (NT) och tallbarksvartbagge (NT). Den mindre märgborrens måsvingeliknande gnaggångar är lätta att känna igen och hittas ofta på grova tallgrenar på marken. Rika förekomster av främst mindre märgborre men även skarptandad barkborre är en signal för artrikedom och inventeringar har visat att det är i skogar med en naturlig självgallring som det skapas förutsättningar för dessa arter samt de efterföljande åtgärdsprogramsarterna. Tallskogar med stark förekomst av mindre märgborre och skarptandad barkborre bör avsättas som reservat. Generellt bör hänsyn tas vid slutavverkning av talldominerad skog så att avverkningsrester som gren- och toppdelar lämnas. Mindre märgborre är typisk art för </w:t>
-      </w:r>
-      <w:r>
-        <w:rPr>
-          <w:i/>
-        </w:rPr>
-        <w:t>9060 Åsbarrskog</w:t>
-      </w:r>
-      <w:r>
-        <w:t xml:space="preserve"> (SLU Artdatabanken, 2026; Pettersson, 2014; Hedgren, 2012; Gunnarsson m fl., 1999).</w:t>
+        <w:t>Vi begär vidare att Skogsstyrelsen säkerställer att inga skador eller försämringar av naturtypens bevarandestatus i området tillåts ske. Se Rådets direktiv 92/43/EEG samt ickeförsämringskravet i EU:s naturrestaureringsförordning (EU 2024/1991).</w:t>
+      </w:r>
+    </w:p>
+    <w:p>
+      <w:r>
+        <w:t>Vi önskar även ta del av de ställningstaganden och beslut som myndigheten meddelar till följd av aktuell avverkningsanmälan och föreningens inlaga (se 34 § förvaltningslagen).</w:t>
+      </w:r>
+    </w:p>
+    <w:p>
+      <w:r>
+        <w:t>Nedan beskrivs fynd av naturvårdsarter och fridlysta arter som gjorts i det avverkningsanmälda området. I BILAGA 1 finns artfakta om fridlysta och rödlistade arter.</w:t>
       </w:r>
     </w:p>
     <w:p>
@@ -153,12 +91,30 @@
         <w:pStyle w:val="Heading1"/>
       </w:pPr>
       <w:r>
-        <w:t>Fridlysta arter</w:t>
+        <w:t>Naturvårdsarter</w:t>
       </w:r>
     </w:p>
     <w:p>
       <w:r>
-        <w:t>Följande fridlysta arter har sina livsmiljöer och växtplatser i den avverkningsanmälda skogen: spillkråka (NT, §4).</w:t>
+        <w:t>I och inom 23 meter från avverkningsanmälan har följande 5 naturvårdsarter hittats: garnlav (VU, T), talltagel (NT, T), tallticka (NT, T), mindre märgborre (S, T) och spillkråka (T, §4). Av dessa är 3 rödlistade. För rödlistade arter har rödlistekategorin angivits inom parentes. Arter som är signalarter enligt Skogsstyrelsen har markerats med (S). Typiska arter inom Natura 2000 som är kopplade till skogsekosystem har markerats med (T). För fridlysta arter anges även paragrafen i Artskyddsförordningen som arten är fridlyst enligt.</w:t>
+      </w:r>
+    </w:p>
+    <w:p>
+      <w:r>
+        <w:t>De påträffade naturvårdsarterna är ett tydligt kvitto på att det rör sig om en skog med höga naturvärden.</w:t>
+      </w:r>
+    </w:p>
+    <w:p>
+      <w:pPr>
+        <w:pStyle w:val="Heading2"/>
+      </w:pPr>
+      <w:r>
+        <w:t>Fridlysta arter</w:t>
+      </w:r>
+    </w:p>
+    <w:p>
+      <w:r>
+        <w:t>Följande fridlysta arter har sina livsmiljöer och växtplatser i den avverkningsanmälda skogen: spillkråka (T, §4).</w:t>
       </w:r>
     </w:p>
     <w:p>
@@ -207,6 +163,193 @@
     <w:p>
       <w:r>
         <w:t>I BILAGA 1 finns mer detaljerad information om ekologi samt krav på livsmiljö hos fridlysta arter.</w:t>
+      </w:r>
+    </w:p>
+    <w:p>
+      <w:pPr>
+        <w:pStyle w:val="Heading2"/>
+      </w:pPr>
+      <w:r>
+        <w:t>Övriga naturvårdsarter</w:t>
+      </w:r>
+    </w:p>
+    <w:p>
+      <w:r>
+        <w:rPr>
+          <w:b/>
+        </w:rPr>
+        <w:t>Garnlav (VU)</w:t>
+      </w:r>
+      <w:r>
+        <w:t xml:space="preserve"> är en utpräglad barrskogsart som ibland kan drapera träden i norrländska grannaturskogar med hög luftfuktighet. Den förekommer även i talldominerade bestånd där den, förutom i trädens grenverk, påträffas hängande över ojämnheter i tallbarken. Arten har minskat starkt i södra och mellersta Sverige och den minskar även i sitt nordliga utbredningsområde. Minskningstakten uppgår till 30 (20–50) % inom 50 år och överstiger gränsvärdet för Sårbar (VU). Orsaken till tillbakagången beror främst på slutavverkningar av naturskogsartade skogar. Bestånd med riklig förekomst bör regelmässigt sparas, vilket även gynnar flera andra sällsynta och rödlistade arter. Garnlav är värdväxt för den mycket sällsynta och akut hotade fjärilen barrskogslavfly (CR) som hör hemma i boreala barrskogar med riklig förekomst av värdväxten. Tidigare kunde arten konstateras årligen på flera platser vid Dala-Floda i Dalarna innan lokalerna kalavverkades. Senaste fyndet i landet av barrskogslavfly är från år 2000 då den påträffades vid Högberget i Sollefteå kommun. Garnlav är typisk art för </w:t>
+      </w:r>
+      <w:r>
+        <w:rPr>
+          <w:i/>
+        </w:rPr>
+        <w:t xml:space="preserve">9010 Taiga </w:t>
+      </w:r>
+      <w:r>
+        <w:t>och</w:t>
+      </w:r>
+      <w:r>
+        <w:rPr>
+          <w:i/>
+        </w:rPr>
+        <w:t xml:space="preserve"> 9070 Trädklädd betesmark</w:t>
+      </w:r>
+      <w:r>
+        <w:t xml:space="preserve"> (SLU Artdatabanken, 2026).</w:t>
+      </w:r>
+    </w:p>
+    <w:p>
+      <w:r>
+        <w:rPr>
+          <w:b/>
+        </w:rPr>
+        <w:t>Mindre märgborre</w:t>
+      </w:r>
+      <w:r>
+        <w:t xml:space="preserve"> är en signalart för tallskog med höga naturvärden och betraktas tillsammans med skarptandad barkborre som nyckelarter för ett antal sällsynta åtgärdsprogramsarter som är beroende av deras gångsystem. Bland dessa kan nämnas avlång barkborre (VU), </w:t>
+      </w:r>
+      <w:r>
+        <w:rPr>
+          <w:i/>
+        </w:rPr>
+        <w:t>Corticeus longulus</w:t>
+      </w:r>
+      <w:r>
+        <w:t xml:space="preserve"> (VU), tallgångbagge (VU), cholodkovskys bastborre (NT) och tallbarksvartbagge (NT). Den mindre märgborrens måsvingeliknande gnaggångar är lätta att känna igen och hittas ofta på grova tallgrenar på marken. Rika förekomster av främst mindre märgborre men även skarptandad barkborre är en signal för artrikedom och inventeringar har visat att det är i skogar med en naturlig självgallring som det skapas förutsättningar för dessa arter samt de efterföljande åtgärdsprogramsarterna. Tallskogar med stark förekomst av mindre märgborre och skarptandad barkborre bör avsättas som reservat. Generellt bör hänsyn tas vid slutavverkning av talldominerad skog så att avverkningsrester som gren- och toppdelar lämnas. Mindre märgborre är typisk art för </w:t>
+      </w:r>
+      <w:r>
+        <w:rPr>
+          <w:i/>
+        </w:rPr>
+        <w:t>9060 Åsbarrskog</w:t>
+      </w:r>
+      <w:r>
+        <w:t xml:space="preserve"> (SLU Artdatabanken, 2026; Pettersson, 2014; Hedgren, 2012; Gunnarsson m fl., 1999).</w:t>
+      </w:r>
+    </w:p>
+    <w:p>
+      <w:r>
+        <w:rPr>
+          <w:b/>
+        </w:rPr>
+        <w:t>Talltagel (NT)</w:t>
+      </w:r>
+      <w:r>
+        <w:t xml:space="preserve"> är en boreal art som förekommer på tall i äldre, öppna tallskogar. Den påverkas negativt av brist på kontinuitetsskog och minskningstakten bedöms vara nära gränsvärdet för Sårbar (VU). Talltagel är typisk art för </w:t>
+      </w:r>
+      <w:r>
+        <w:rPr>
+          <w:i/>
+        </w:rPr>
+        <w:t>9010 Taiga</w:t>
+      </w:r>
+      <w:r>
+        <w:t xml:space="preserve"> (SLU Artdatabanken, 2026).</w:t>
+      </w:r>
+    </w:p>
+    <w:p>
+      <w:r>
+        <w:rPr>
+          <w:b/>
+        </w:rPr>
+        <w:t xml:space="preserve">Tallticka (NT) </w:t>
+      </w:r>
+      <w:r>
+        <w:t xml:space="preserve">uppträder först på tallar som är 100–150 år gamla men är vanligast på träd som är runt 150–200 år eller äldre. I skogslandskapet är den främst knuten till tallnaturskogar och restbiotoper med biologiskt gamla träd och signalerar vanligtvis skyddsvärda tallbestånd med höga naturvärden. Tallticka är typisk art för </w:t>
+      </w:r>
+      <w:r>
+        <w:rPr>
+          <w:i/>
+        </w:rPr>
+        <w:t xml:space="preserve">9010 Taiga </w:t>
+      </w:r>
+      <w:r>
+        <w:t xml:space="preserve">och </w:t>
+      </w:r>
+      <w:r>
+        <w:rPr>
+          <w:i/>
+        </w:rPr>
+        <w:t>9060 Åsbarrskog</w:t>
+      </w:r>
+      <w:r>
+        <w:t xml:space="preserve"> (SLU Artdatabanken, 2023; Nitare &amp; Skogsstyrelsen, 2019).</w:t>
+      </w:r>
+    </w:p>
+    <w:p>
+      <w:pPr>
+        <w:pStyle w:val="Heading1"/>
+      </w:pPr>
+      <w:r>
+        <w:t>Typiska arter och EU:s art- och habitatdirektiv</w:t>
+      </w:r>
+    </w:p>
+    <w:p>
+      <w:r>
+        <w:t>Typiska arter används för att lokalisera områden med gynnsam bevarandestatus för de naturtyper som är listade i EU:s art- och habitatdirektiv. Ett exempel är Västlig taiga (EU-kod 9010) som saknar gynnsam bevarandestatus och minskar starkt som naturtyp i Sverige. Naturvårdsverket skriver i sin vägledning för Västlig taiga att dylika miljöer förutsätter normalt att skogarna skyddas långsiktigt, eftersom skogsbruk inte är förenligt med bevarande av naturtypen i gynnsamt tillstånd (Naturvårdsverket, 2011).</w:t>
+      </w:r>
+    </w:p>
+    <w:p>
+      <w:r>
+        <w:t>Följande typiska arter har sina livsmiljöer och växtplatser i den avverkningsanmälda skogen: garnlav (VU, T), talltagel (NT, T), tallticka (NT, T), mindre märgborre (S, T) och spillkråka (T, §4).</w:t>
+      </w:r>
+    </w:p>
+    <w:p>
+      <w:r>
+        <w:t>Enligt Sveriges Artikel 17 rapportering 2013 och 2019 till EU, har naturtypen Västlig taiga (9010) dålig bevarandestatus med negativ trend inom Sveriges boreala region. Skogsbruksåtgärder som avverkning, röjning och gallring pekas ut som några av de främst bidragande orsakerna till naturtypens dåliga status och negativa trend (SLU Artdatabanken, 2019). I EU:s uppföljning av tillståndet för naturtyperna i Skandinavien 2013 – 2018 framgår det att i den boreala regionen är tillståndet så dåligt för Västlig taiga (9010) att habitatet löper allvarlig risk att försvinna regionalt (EEA, 2022). Det allvarliga läget för den biologiska mångfalden i skogen framhålls även i Skogsstyren rapport 2026/07:</w:t>
+      </w:r>
+    </w:p>
+    <w:p>
+      <w:r>
+        <w:rPr>
+          <w:i/>
+        </w:rPr>
+        <w:t>"All avverkning av kända skogliga värdekärnor och sannolika kontinuitetsskogar behöver upphöra för att fylla bristen om 1,56 miljoner hektar bevarad livsmiljötyp. På grund av begränsade kvarvarande arealer av värdekärnor, naturskogar och kontinuitetsskogar leder fortsatt förlust av dessa till en påtaglig risk för långsiktigt negativa effekter för biologisk mångfald i skogslandskapet. Att de återstående arealerna bevaras och ges ett långsiktigt skydd bedöms därför vara av avgörande betydelse."</w:t>
+      </w:r>
+      <w:r>
+        <w:t xml:space="preserve"> (Skogsstyrelsen, 2026).</w:t>
+      </w:r>
+    </w:p>
+    <w:p>
+      <w:r>
+        <w:t>Trots detta har statusen för Västlig taiga ändrats till otillräcklig i stället för dålig i den senaste Artikel 17 rapporteringen 2025. Av Naturvårdsverkets rapport framgår det dock att de ändrade statusbedömningarna jämfört med rapporteringen 2019 inte beror på faktiska miljöförändringar. Ändringarna är av teknisk karaktär och främst en följd av resultaten från genomförda regeringsuppdrag och beslut inför rapporteringen 2025. Det är alltså politisk styrning i stället för faktiska förhållanden i naturen som ändrat på naturtypernas status i rapporteringen, vilket rimmar dåligt med såväl art- och habitatdirektivets syften och mål som med naturrestaureringsförordningen. I praktiken har dock Sveriges nya sätt att rapportera bevarandestatus till EU inte någon betydelse eftersom Naturvårdsverkets rapportering 2025 visar att Västlig taiga</w:t>
+      </w:r>
+      <w:r>
+        <w:rPr>
+          <w:b/>
+        </w:rPr>
+        <w:t xml:space="preserve"> </w:t>
+      </w:r>
+      <w:r>
+        <w:t>inte har gynnsam bevarandestatus.</w:t>
+      </w:r>
+    </w:p>
+    <w:p>
+      <w:r>
+        <w:t>Åtgärder som vidtas i enlighet med art- och habitatdirektivet ska enligt Artikel 2 syfta till att bibehålla eller återställa en gynnsam bevarandestatus hos livsmiljöer samt arter och vilda djur och växter av gemenskapsintresse. Enligt prejudikat från EU-domstolen ska en skogsbruksverksamhet utföras på ett sådant sätt som utgör ett förebyggande och hållbart skogsbruk för att betraktas som förenlig med bevarandekraven i direktivet (se EU-domstolens dom i de förenade målen C 473-19 och C 474-19).</w:t>
+      </w:r>
+    </w:p>
+    <w:p>
+      <w:r>
+        <w:t xml:space="preserve">Av artikel 1.e samma direktiv framgår att en livsmiljös bevarandestatus anses " gynnsam" när — dess naturliga utbredningsområde och de ytor den täcker inom detta område är stabila eller ökande, och — den särskilda struktur och de särskilda funktioner som är nödvändiga för att den skall kunna bibehållas på lång sikt finns, och sannolikt kommer att finnas under en överskådlig framtid, och — bevarandestatusen hos dess </w:t>
+      </w:r>
+      <w:r>
+        <w:rPr>
+          <w:b/>
+        </w:rPr>
+        <w:t>typiska arter</w:t>
+      </w:r>
+      <w:r>
+        <w:t xml:space="preserve"> är gynnsam enligt definitionen i artikel 1.i.</w:t>
+      </w:r>
+    </w:p>
+    <w:p>
+      <w:r>
+        <w:t>EU-direktiv är bindande för EU:s medlemsländer varvid det ankommer på Skogsstyrelsen som nationell tillsynsmyndighet att beakta syftet med EU:s art- och habitatdirektiv vid prövningen av en skogsbruksverksamhet, se Rådets direktiv 92/43/EEG. Se ytterligare information om EU:s livsmiljödirektiv i bilaga 2.</w:t>
       </w:r>
     </w:p>
     <w:p>
@@ -488,6 +631,254 @@
       </w:r>
       <w:r>
         <w:t>SLU Artdatabanken, Uppsala.</w:t>
+      </w:r>
+    </w:p>
+    <w:p>
+      <w:r>
+        <w:br w:type="page"/>
+      </w:r>
+    </w:p>
+    <w:p>
+      <w:pPr>
+        <w:pStyle w:val="Title"/>
+      </w:pPr>
+      <w:r>
+        <w:t>BILAGA 2 – EU:s art- och habitatdirektiv, fågeldirektiv och naturrestaureringsförordning</w:t>
+      </w:r>
+    </w:p>
+    <w:p>
+      <w:pPr>
+        <w:pStyle w:val="Heading2"/>
+      </w:pPr>
+      <w:r>
+        <w:t>Förenlighet med EU-direktiv</w:t>
+      </w:r>
+    </w:p>
+    <w:p>
+      <w:r>
+        <w:t>EU-direktiv är bindande för EU:s medlemsländer varvid det ankommer på Skogsstyrelsen som nationell tillsynsmyndighet att beakta syftet med EU:s art- och habitatdirektiv respektive fågeldirektiv vid prövningen av en skogsbruksverksamhet, se Rådets direktiv 92/43/EEG samt 2009/147/EG. Nationella regler som omfattas av ett EU-direktiv ska enligt fast rättspraxis tolkas i enlighet med direktivet, vilket medför en skyldighet för myndigheten att tolka bestämmelser i nationell rätt i ljuset av direktivets ordalydelse, sammanhang och de mål som eftersträvas med direktivet (se EU-domstolens dom i mål C 477/19).</w:t>
+      </w:r>
+    </w:p>
+    <w:p>
+      <w:r>
+        <w:t>EU:s medlemsstater åläggs i Artikel 3 i fågeldirektivet generella skyldigheter avseende skydd, bevarande och återställande av tillräckligt stora och varierande livsmiljöer för de fågelarter som omfattas av direktivet. Medlemsstaterna ska vidta de åtgärder som är nödvändiga för att bibehålla populationen av fågelarterna på en nivå som svarar särskilt mot ekologiska, vetenskapliga och kulturella behov, eller återupprätta populationen av dessa arter till en sådan nivå (se Europaparlamentets och rådets direktiv 2009/147/EG).</w:t>
+      </w:r>
+    </w:p>
+    <w:p>
+      <w:r>
+        <w:t>Åtgärder som vidtas i enlighet med art- och habitatdirektivet (92/43/EEG) ska enligt Artikel 2 syfta till att bibehålla eller återställa en gynnsam bevarandestatus hos livsmiljöer samt arter och vilda djur och växter av gemenskapsintresse. Enligt prejudikat från EU-domstolen ska en skogsbruksverksamhet utföras på ett sådant sätt som utgör ett förebyggande och hållbart skogsbruk för att betraktas som förenlig med bevarandekraven i direktivet (se EU-domstolens dom i de förenade målen C 473-19 och C 474-19).</w:t>
+      </w:r>
+    </w:p>
+    <w:p>
+      <w:r>
+        <w:t xml:space="preserve">Av artikel 1.e samma direktiv framgår att en livsmiljös bevarandestatus anses " gynnsam" när — dess naturliga utbredningsområde och de ytor den täcker inom detta område är stabila eller ökande, och — den särskilda struktur och de särskilda funktioner som är nödvändiga för att den skall kunna bibehållas på lång sikt finns, och sannolikt kommer att finnas under en överskådlig framtid, och — bevarandestatusen hos dess </w:t>
+      </w:r>
+      <w:r>
+        <w:rPr>
+          <w:b/>
+        </w:rPr>
+        <w:t>typiska arter</w:t>
+      </w:r>
+      <w:r>
+        <w:t xml:space="preserve"> är gynnsam enligt definitionen i artikel 1.i. Typiska arter används för att lokalisera områden med gynnsam bevarandestatus för de naturtyper som ingår i EU:s art- och habitatdirektiv.</w:t>
+      </w:r>
+    </w:p>
+    <w:p>
+      <w:r>
+        <w:t>Västlig taiga (EU-kod 9010) saknar gynnsam bevarandestatus och minskar starkt som naturtyp i Sverige. Naturvårdsverket skriver i sin vägledning för västlig taiga att dylika miljöer förutsätter normalt att skogarna skyddas långsiktigt, eftersom skogsbruk inte är förenligt med bevarande av naturtypen i gynnsamt tillstånd (Naturvårdsverket, 2011). Enligt Sveriges Artikel 17 rapportering 2013 och 2019 till EU, har naturtypen Västlig taiga (9010) dålig bevarandestatus med negativ trend inom Sveriges boreala region. Skogsbruksåtgärder som avverkning, röjning och gallring pekas ut som några av de främst bidragande orsakerna till naturtypens dåliga status och negativa trend (SLU Artdatabanken, 2019). I EU:s uppföljning av tillståndet för naturtyperna i Skandinavien 2013 – 2018 framgår det att i den boreala regionen är tillståndet så dåligt för Västlig taiga (9010) att habitatet löper allvarlig risk att försvinna regionalt (EEA, 2022). Det allvarliga läget för den biologiska mångfalden i skogen framhålls även i Skogsstyren rapport 2026/07:</w:t>
+      </w:r>
+    </w:p>
+    <w:p>
+      <w:r>
+        <w:rPr>
+          <w:i/>
+        </w:rPr>
+        <w:t>"All avverkning av kända skogliga värdekärnor och sannolika kontinuitetsskogar behöver upphöra för att fylla bristen om 1,56 miljoner hektar bevarad livsmiljötyp. På grund av begränsade kvarvarande arealer av värdekärnor, naturskogar och kontinuitetsskogar leder fortsatt förlust av dessa till en påtaglig risk för långsiktigt negativa effekter för biologisk mångfald i skogslandskapet. Att de återstående arealerna bevaras och ges ett långsiktigt skydd bedöms därför vara av avgörande betydelse."</w:t>
+      </w:r>
+      <w:r>
+        <w:t xml:space="preserve"> (Skogsstyrelsen, 2026).</w:t>
+      </w:r>
+    </w:p>
+    <w:p>
+      <w:pPr>
+        <w:pStyle w:val="Caption"/>
+      </w:pPr>
+      <w:r>
+        <w:drawing>
+          <wp:inline xmlns:a="http://schemas.openxmlformats.org/drawingml/2006/main" xmlns:pic="http://schemas.openxmlformats.org/drawingml/2006/picture">
+            <wp:extent cx="5486400" cy="2905862"/>
+            <wp:docPr id="2" name="Picture 2"/>
+            <wp:cNvGraphicFramePr>
+              <a:graphicFrameLocks noChangeAspect="1"/>
+            </wp:cNvGraphicFramePr>
+            <a:graphic>
+              <a:graphicData uri="http://schemas.openxmlformats.org/drawingml/2006/picture">
+                <pic:pic>
+                  <pic:nvPicPr>
+                    <pic:cNvPr id="0" name="uppföljning av västlig taiga.jpeg"/>
+                    <pic:cNvPicPr/>
+                  </pic:nvPicPr>
+                  <pic:blipFill>
+                    <a:blip r:embed="rId17"/>
+                    <a:stretch>
+                      <a:fillRect/>
+                    </a:stretch>
+                  </pic:blipFill>
+                  <pic:spPr>
+                    <a:xfrm>
+                      <a:off x="0" y="0"/>
+                      <a:ext cx="5486400" cy="2905862"/>
+                    </a:xfrm>
+                    <a:prstGeom prst="rect"/>
+                  </pic:spPr>
+                </pic:pic>
+              </a:graphicData>
+            </a:graphic>
+          </wp:inline>
+        </w:drawing>
+      </w:r>
+    </w:p>
+    <w:p>
+      <w:pPr>
+        <w:pStyle w:val="Caption"/>
+      </w:pPr>
+      <w:r>
+        <w:t>EU:s uppföljning av tillståndet för naturtypen Västlig taiga 9010 i Skandinavien 2013 - 2018. Av kartan framgår det att i den boreala regionen är tillståndet så dåligt (röd färg) att habitatet löper allvarlig risk att försvinna regionalt. Källa: European Environment Agency. https:// eunis.eea.europoa.eu/habitats/10176.</w:t>
+      </w:r>
+    </w:p>
+    <w:p>
+      <w:r>
+        <w:t>Trots det allvarliga läget har statusen för Västlig taiga ändrats till otillräcklig i stället för dålig i den senaste Artikel 17 rapporteringen 2025. Av Naturvårdsverkets rapport framgår det dock att de ändrade statusbedömningarna jämfört med rapporteringen 2019 inte beror på faktiska miljöförändringar. Ändringarna är av teknisk karaktär och främst en följd av resultaten från genomförda regeringsuppdrag och beslut inför rapporteringen 2025. Det är alltså politisk styrning i stället för faktiska förhållanden i naturen som ändrat på naturtypernas status i rapporteringen, vilket rimmar dåligt med såväl art- och habitatdirektivets syften och mål som med naturrestaureringsförordningen. I praktiken har dock Sveriges nya sätt att rapportera bevarandestatus till EU inte någon betydelse eftersom Naturvårdsverkets rapportering 2025 visar att Västlig taiga inte har gynnsam bevarandestatus.</w:t>
+      </w:r>
+    </w:p>
+    <w:p>
+      <w:pPr>
+        <w:pStyle w:val="Heading2"/>
+      </w:pPr>
+      <w:r>
+        <w:t>EU:s naturrestaureringsförordning</w:t>
+      </w:r>
+    </w:p>
+    <w:p>
+      <w:r>
+        <w:t>Enligt EU:s naturrestaureringsförordning (EU 2024/1991) ska minst 20 % av landområden och minst 20 % av havsarealen vara restaurerad senast 2030, samt alla ekosystem som är i behov av restaurering senast 2050. Det framgår också av förordningen att det är viktigt att livsmiljötyperna inte försämras innan eller efter att restaureringar genomförts, se exempelvis punkt 37 förordningen.</w:t>
+      </w:r>
+    </w:p>
+    <w:p>
+      <w:r>
+        <w:t>”</w:t>
+      </w:r>
+      <w:r>
+        <w:rPr>
+          <w:i/>
+        </w:rPr>
+        <w:t>Det är viktigt att medlemsstaterna vidtar åtgärder som syftar till att säkerställa att tillståndet för områden som täcks av livsmiljötyper som omfattas av denna förordning och som omfattas av restaureringsåtgärder uppvisar en kontinuerlig förbättring till dess att de uppnår ett gott tillstånd, och att medlemsstaterna vidtar åtgärder som syftar till att säkerställa att dessa livsmiljötyper, när de har uppnått ett gott tillstånd, inte försämras avsevärt, så att det långsiktiga bibehållandet eller uppnåendet av gott tillstånd inte äventyras. (..) Det är också viktigt att medlemsstaterna anstränger sig för att förhindra avsevärd försämring av områden som täcks av sådana livsmiljötyper som antingen redan är i gott skick eller som inte är i gott skick men ännu inte omfattas av restaureringsåtgärder.”</w:t>
+      </w:r>
+    </w:p>
+    <w:p>
+      <w:r>
+        <w:rPr>
+          <w:b/>
+          <w:i/>
+        </w:rPr>
+        <w:t>Artikel 4(12):</w:t>
+      </w:r>
+    </w:p>
+    <w:p>
+      <w:r>
+        <w:rPr>
+          <w:i/>
+        </w:rPr>
+        <w:t>Utan att det påverkar tillämpningen av direktiv 92/43/EEG ska medlemsstaterna, senast den dag då deras nationella restaureringsplaner offentliggörs i enlighet med artikel 17.6 i denna förordning, eftersträva att genomföra de åtgärder som krävs för att förhindra avsevärd försämring av områden där de livsmiljötyper som förtecknas i bilaga I till denna förordning förekommer och som är i gott tillstånd eller som krävs för att uppnå de restaureringsmål som anges i punkt 17 i den här artikeln.</w:t>
+      </w:r>
+    </w:p>
+    <w:p>
+      <w:r>
+        <w:rPr>
+          <w:b/>
+          <w:i/>
+        </w:rPr>
+        <w:t>Artikel 4 (17).   Medlemsstaterna ska säkerställa</w:t>
+      </w:r>
+    </w:p>
+    <w:p>
+      <w:r>
+        <w:rPr>
+          <w:i/>
+        </w:rPr>
+        <w:t>a) en ökning av arealen i gott tillstånd för de livsmiljötyper som förtecknas i bilaga I till dess att minst 90 % är i gott tillstånd och till dess att den gynnsamma referensarealen för varje livsmiljötyp i varje biogeografisk region inom den berörda medlemsstaten har uppnåtts.</w:t>
+      </w:r>
+    </w:p>
+    <w:p>
+      <w:r>
+        <w:t>Referenser</w:t>
+      </w:r>
+    </w:p>
+    <w:p>
+      <w:r>
+        <w:t xml:space="preserve">EEA European Environment Agency, 2022. </w:t>
+      </w:r>
+      <w:r>
+        <w:rPr>
+          <w:i/>
+        </w:rPr>
+        <w:t xml:space="preserve">Western taiga – Conservation status 2013-2018. </w:t>
+      </w:r>
+      <w:r>
+        <w:t>https:// eunis.eea.europoa.eu/habitats/10176.</w:t>
+      </w:r>
+    </w:p>
+    <w:p>
+      <w:r>
+        <w:t>EU-domstolens dom av den 2 juli 2020 i målet C 477/19 (Europeisk hamster) p. 23.</w:t>
+      </w:r>
+    </w:p>
+    <w:p>
+      <w:r>
+        <w:t>EU-domstolens dom av den 4 mars 2021 i de förenade målen C 473-19 och C 474-19 (Skydda skogen) p. 70 och 76.</w:t>
+      </w:r>
+    </w:p>
+    <w:p>
+      <w:r>
+        <w:t>Europaparlamentets och rådets direktiv 2009/147/EG av den 30 november 2009 om bevarande av vilda fåglar.</w:t>
+      </w:r>
+    </w:p>
+    <w:p>
+      <w:r>
+        <w:t>EUROPAPARLAMENTETS OCH RÅDETS FÖRORDNING (EU) 2024/1991 av den 24 juni 2024 om restaurering av natur och om ändring av förordning (EU) 2022/869.</w:t>
+      </w:r>
+    </w:p>
+    <w:p>
+      <w:r>
+        <w:t>Rådets direktiv 92/43/EEG av den 21 mj 1992 om bevarande av livsmiljöer samt vilda djur och växter.</w:t>
+      </w:r>
+    </w:p>
+    <w:p>
+      <w:r>
+        <w:t xml:space="preserve">Skogsstyrelsen, 2026. </w:t>
+      </w:r>
+      <w:r>
+        <w:rPr>
+          <w:i/>
+        </w:rPr>
+        <w:t>Biologisk mångfald i skogen.</w:t>
+      </w:r>
+      <w:r>
+        <w:t xml:space="preserve"> Rapport 2026/07.</w:t>
+      </w:r>
+    </w:p>
+    <w:p>
+      <w:r>
+        <w:t xml:space="preserve">SLU Artdatabanken, 2019. </w:t>
+      </w:r>
+      <w:r>
+        <w:rPr>
+          <w:i/>
+        </w:rPr>
+        <w:t>Sveriges arter och naturtyper i EU:s art- och habitatdirektiv.</w:t>
+      </w:r>
+      <w:r>
+        <w:t xml:space="preserve"> Resultat från rapportering 2019 till EU av bevarandestatus 2013-2018.</w:t>
       </w:r>
     </w:p>
     <w:sectPr>
@@ -508,7 +899,7 @@
 </file>
 
 <file path=word/endnotes.xml><?xml version="1.0" encoding="utf-8"?>
-<w:endnotes xmlns:wpc="http://schemas.microsoft.com/office/word/2010/wordprocessingCanvas" xmlns:cx="http://schemas.microsoft.com/office/drawing/2014/chartex" xmlns:cx1="http://schemas.microsoft.com/office/drawing/2015/9/8/chartex" xmlns:cx2="http://schemas.microsoft.com/office/drawing/2015/10/21/chartex" xmlns:cx3="http://schemas.microsoft.com/office/drawing/2016/5/9/chartex" xmlns:cx4="http://schemas.microsoft.com/office/drawing/2016/5/10/chartex" xmlns:cx5="http://schemas.microsoft.com/office/drawing/2016/5/11/chartex" xmlns:cx6="http://schemas.microsoft.com/office/drawing/2016/5/12/chartex" xmlns:cx7="http://schemas.microsoft.com/office/drawing/2016/5/13/chartex" xmlns:cx8="http://schemas.microsoft.com/office/drawing/2016/5/14/chartex" xmlns:mc="http://schemas.openxmlformats.org/markup-compatibility/2006" xmlns:aink="http://schemas.microsoft.com/office/drawing/2016/ink" xmlns:am3d="http://schemas.microsoft.com/office/drawing/2017/model3d" xmlns:o="urn:schemas-microsoft-com:office:office" xmlns:oel="http://schemas.microsoft.com/office/2019/extlst" xmlns:r="http://schemas.openxmlformats.org/officeDocument/2006/relationships" xmlns:m="http://schemas.openxmlformats.org/officeDocument/2006/math" xmlns:v="urn:schemas-microsoft-com:vml" xmlns:wp14="http://schemas.microsoft.com/office/word/2010/wordprocessingDrawing" xmlns:wp="http://schemas.openxmlformats.org/drawingml/2006/wordprocessingDrawing" xmlns:w10="urn:schemas-microsoft-com:office:word" xmlns:w="http://schemas.openxmlformats.org/wordprocessingml/2006/main" xmlns:w14="http://schemas.microsoft.com/office/word/2010/wordml" xmlns:w15="http://schemas.microsoft.com/office/word/2012/wordml" xmlns:w16cex="http://schemas.microsoft.com/office/word/2018/wordml/cex" xmlns:w16cid="http://schemas.microsoft.com/office/word/2016/wordml/cid" xmlns:w16="http://schemas.microsoft.com/office/word/2018/wordml" xmlns:w16sdtdh="http://schemas.microsoft.com/office/word/2020/wordml/sdtdatahash" xmlns:w16se="http://schemas.microsoft.com/office/word/2015/wordml/symex" xmlns:wpg="http://schemas.microsoft.com/office/word/2010/wordprocessingGroup" xmlns:wpi="http://schemas.microsoft.com/office/word/2010/wordprocessingInk" xmlns:wne="http://schemas.microsoft.com/office/word/2006/wordml" xmlns:wps="http://schemas.microsoft.com/office/word/2010/wordprocessingShape" mc:Ignorable="w14 w15 w16se w16cid w16 w16cex w16sdtdh wp14">
+<w:endnotes xmlns:wpc="http://schemas.microsoft.com/office/word/2010/wordprocessingCanvas" xmlns:cx="http://schemas.microsoft.com/office/drawing/2014/chartex" xmlns:cx1="http://schemas.microsoft.com/office/drawing/2015/9/8/chartex" xmlns:cx2="http://schemas.microsoft.com/office/drawing/2015/10/21/chartex" xmlns:cx3="http://schemas.microsoft.com/office/drawing/2016/5/9/chartex" xmlns:cx4="http://schemas.microsoft.com/office/drawing/2016/5/10/chartex" xmlns:cx5="http://schemas.microsoft.com/office/drawing/2016/5/11/chartex" xmlns:cx6="http://schemas.microsoft.com/office/drawing/2016/5/12/chartex" xmlns:cx7="http://schemas.microsoft.com/office/drawing/2016/5/13/chartex" xmlns:cx8="http://schemas.microsoft.com/office/drawing/2016/5/14/chartex" xmlns:mc="http://schemas.openxmlformats.org/markup-compatibility/2006" xmlns:aink="http://schemas.microsoft.com/office/drawing/2016/ink" xmlns:am3d="http://schemas.microsoft.com/office/drawing/2017/model3d" xmlns:o="urn:schemas-microsoft-com:office:office" xmlns:oel="http://schemas.microsoft.com/office/2019/extlst" xmlns:r="http://schemas.openxmlformats.org/officeDocument/2006/relationships" xmlns:m="http://schemas.openxmlformats.org/officeDocument/2006/math" xmlns:v="urn:schemas-microsoft-com:vml" xmlns:wp14="http://schemas.microsoft.com/office/word/2010/wordprocessingDrawing" xmlns:wp="http://schemas.openxmlformats.org/drawingml/2006/wordprocessingDrawing" xmlns:w10="urn:schemas-microsoft-com:office:word" xmlns:w="http://schemas.openxmlformats.org/wordprocessingml/2006/main" xmlns:w14="http://schemas.microsoft.com/office/word/2010/wordml" xmlns:w15="http://schemas.microsoft.com/office/word/2012/wordml" xmlns:w16cex="http://schemas.microsoft.com/office/word/2018/wordml/cex" xmlns:w16cid="http://schemas.microsoft.com/office/word/2016/wordml/cid" xmlns:w16="http://schemas.microsoft.com/office/word/2018/wordml" xmlns:w16du="http://schemas.microsoft.com/office/word/2023/wordml/word16du" xmlns:w16sdtdh="http://schemas.microsoft.com/office/word/2020/wordml/sdtdatahash" xmlns:w16sdtfl="http://schemas.microsoft.com/office/word/2024/wordml/sdtformatlock" xmlns:w16se="http://schemas.microsoft.com/office/word/2015/wordml/symex" xmlns:wpg="http://schemas.microsoft.com/office/word/2010/wordprocessingGroup" xmlns:wpi="http://schemas.microsoft.com/office/word/2010/wordprocessingInk" xmlns:wne="http://schemas.microsoft.com/office/word/2006/wordml" xmlns:wps="http://schemas.microsoft.com/office/word/2010/wordprocessingShape" mc:Ignorable="w14 w15 w16se w16cid w16 w16cex w16sdtdh w16sdtfl w16du wp14">
   <w:endnote w:type="separator" w:id="-1">
     <w:p>
       <w:pPr>
@@ -533,7 +924,7 @@
 </file>
 
 <file path=word/footer1.xml><?xml version="1.0" encoding="utf-8"?>
-<w:ftr xmlns:wpc="http://schemas.microsoft.com/office/word/2010/wordprocessingCanvas" xmlns:cx="http://schemas.microsoft.com/office/drawing/2014/chartex" xmlns:cx1="http://schemas.microsoft.com/office/drawing/2015/9/8/chartex" xmlns:cx2="http://schemas.microsoft.com/office/drawing/2015/10/21/chartex" xmlns:cx3="http://schemas.microsoft.com/office/drawing/2016/5/9/chartex" xmlns:cx4="http://schemas.microsoft.com/office/drawing/2016/5/10/chartex" xmlns:cx5="http://schemas.microsoft.com/office/drawing/2016/5/11/chartex" xmlns:cx6="http://schemas.microsoft.com/office/drawing/2016/5/12/chartex" xmlns:cx7="http://schemas.microsoft.com/office/drawing/2016/5/13/chartex" xmlns:cx8="http://schemas.microsoft.com/office/drawing/2016/5/14/chartex" xmlns:mc="http://schemas.openxmlformats.org/markup-compatibility/2006" xmlns:aink="http://schemas.microsoft.com/office/drawing/2016/ink" xmlns:am3d="http://schemas.microsoft.com/office/drawing/2017/model3d" xmlns:o="urn:schemas-microsoft-com:office:office" xmlns:oel="http://schemas.microsoft.com/office/2019/extlst" xmlns:r="http://schemas.openxmlformats.org/officeDocument/2006/relationships" xmlns:m="http://schemas.openxmlformats.org/officeDocument/2006/math" xmlns:v="urn:schemas-microsoft-com:vml" xmlns:wp14="http://schemas.microsoft.com/office/word/2010/wordprocessingDrawing" xmlns:wp="http://schemas.openxmlformats.org/drawingml/2006/wordprocessingDrawing" xmlns:w10="urn:schemas-microsoft-com:office:word" xmlns:w="http://schemas.openxmlformats.org/wordprocessingml/2006/main" xmlns:w14="http://schemas.microsoft.com/office/word/2010/wordml" xmlns:w15="http://schemas.microsoft.com/office/word/2012/wordml" xmlns:w16cex="http://schemas.microsoft.com/office/word/2018/wordml/cex" xmlns:w16cid="http://schemas.microsoft.com/office/word/2016/wordml/cid" xmlns:w16="http://schemas.microsoft.com/office/word/2018/wordml" xmlns:w16sdtdh="http://schemas.microsoft.com/office/word/2020/wordml/sdtdatahash" xmlns:w16se="http://schemas.microsoft.com/office/word/2015/wordml/symex" xmlns:wpg="http://schemas.microsoft.com/office/word/2010/wordprocessingGroup" xmlns:wpi="http://schemas.microsoft.com/office/word/2010/wordprocessingInk" xmlns:wne="http://schemas.microsoft.com/office/word/2006/wordml" xmlns:wps="http://schemas.microsoft.com/office/word/2010/wordprocessingShape" mc:Ignorable="w14 w15 w16se w16cid w16 w16cex w16sdtdh wp14">
+<w:ftr xmlns:wpc="http://schemas.microsoft.com/office/word/2010/wordprocessingCanvas" xmlns:cx="http://schemas.microsoft.com/office/drawing/2014/chartex" xmlns:cx1="http://schemas.microsoft.com/office/drawing/2015/9/8/chartex" xmlns:cx2="http://schemas.microsoft.com/office/drawing/2015/10/21/chartex" xmlns:cx3="http://schemas.microsoft.com/office/drawing/2016/5/9/chartex" xmlns:cx4="http://schemas.microsoft.com/office/drawing/2016/5/10/chartex" xmlns:cx5="http://schemas.microsoft.com/office/drawing/2016/5/11/chartex" xmlns:cx6="http://schemas.microsoft.com/office/drawing/2016/5/12/chartex" xmlns:cx7="http://schemas.microsoft.com/office/drawing/2016/5/13/chartex" xmlns:cx8="http://schemas.microsoft.com/office/drawing/2016/5/14/chartex" xmlns:mc="http://schemas.openxmlformats.org/markup-compatibility/2006" xmlns:aink="http://schemas.microsoft.com/office/drawing/2016/ink" xmlns:am3d="http://schemas.microsoft.com/office/drawing/2017/model3d" xmlns:o="urn:schemas-microsoft-com:office:office" xmlns:oel="http://schemas.microsoft.com/office/2019/extlst" xmlns:r="http://schemas.openxmlformats.org/officeDocument/2006/relationships" xmlns:m="http://schemas.openxmlformats.org/officeDocument/2006/math" xmlns:v="urn:schemas-microsoft-com:vml" xmlns:wp14="http://schemas.microsoft.com/office/word/2010/wordprocessingDrawing" xmlns:wp="http://schemas.openxmlformats.org/drawingml/2006/wordprocessingDrawing" xmlns:w10="urn:schemas-microsoft-com:office:word" xmlns:w="http://schemas.openxmlformats.org/wordprocessingml/2006/main" xmlns:w14="http://schemas.microsoft.com/office/word/2010/wordml" xmlns:w15="http://schemas.microsoft.com/office/word/2012/wordml" xmlns:w16cex="http://schemas.microsoft.com/office/word/2018/wordml/cex" xmlns:w16cid="http://schemas.microsoft.com/office/word/2016/wordml/cid" xmlns:w16="http://schemas.microsoft.com/office/word/2018/wordml" xmlns:w16du="http://schemas.microsoft.com/office/word/2023/wordml/word16du" xmlns:w16sdtdh="http://schemas.microsoft.com/office/word/2020/wordml/sdtdatahash" xmlns:w16sdtfl="http://schemas.microsoft.com/office/word/2024/wordml/sdtformatlock" xmlns:w16se="http://schemas.microsoft.com/office/word/2015/wordml/symex" xmlns:wpg="http://schemas.microsoft.com/office/word/2010/wordprocessingGroup" xmlns:wpi="http://schemas.microsoft.com/office/word/2010/wordprocessingInk" xmlns:wne="http://schemas.microsoft.com/office/word/2006/wordml" xmlns:wps="http://schemas.microsoft.com/office/word/2010/wordprocessingShape" mc:Ignorable="w14 w15 w16se w16cid w16 w16cex w16sdtdh w16sdtfl w16du wp14">
   <w:p>
     <w:pPr>
       <w:pStyle w:val="Footer"/>
@@ -543,7 +934,7 @@
 </file>
 
 <file path=word/footer2.xml><?xml version="1.0" encoding="utf-8"?>
-<w:ftr xmlns:wpc="http://schemas.microsoft.com/office/word/2010/wordprocessingCanvas" xmlns:cx="http://schemas.microsoft.com/office/drawing/2014/chartex" xmlns:cx1="http://schemas.microsoft.com/office/drawing/2015/9/8/chartex" xmlns:cx2="http://schemas.microsoft.com/office/drawing/2015/10/21/chartex" xmlns:cx3="http://schemas.microsoft.com/office/drawing/2016/5/9/chartex" xmlns:cx4="http://schemas.microsoft.com/office/drawing/2016/5/10/chartex" xmlns:cx5="http://schemas.microsoft.com/office/drawing/2016/5/11/chartex" xmlns:cx6="http://schemas.microsoft.com/office/drawing/2016/5/12/chartex" xmlns:cx7="http://schemas.microsoft.com/office/drawing/2016/5/13/chartex" xmlns:cx8="http://schemas.microsoft.com/office/drawing/2016/5/14/chartex" xmlns:mc="http://schemas.openxmlformats.org/markup-compatibility/2006" xmlns:aink="http://schemas.microsoft.com/office/drawing/2016/ink" xmlns:am3d="http://schemas.microsoft.com/office/drawing/2017/model3d" xmlns:o="urn:schemas-microsoft-com:office:office" xmlns:oel="http://schemas.microsoft.com/office/2019/extlst" xmlns:r="http://schemas.openxmlformats.org/officeDocument/2006/relationships" xmlns:m="http://schemas.openxmlformats.org/officeDocument/2006/math" xmlns:v="urn:schemas-microsoft-com:vml" xmlns:wp14="http://schemas.microsoft.com/office/word/2010/wordprocessingDrawing" xmlns:wp="http://schemas.openxmlformats.org/drawingml/2006/wordprocessingDrawing" xmlns:w10="urn:schemas-microsoft-com:office:word" xmlns:w="http://schemas.openxmlformats.org/wordprocessingml/2006/main" xmlns:w14="http://schemas.microsoft.com/office/word/2010/wordml" xmlns:w15="http://schemas.microsoft.com/office/word/2012/wordml" xmlns:w16cex="http://schemas.microsoft.com/office/word/2018/wordml/cex" xmlns:w16cid="http://schemas.microsoft.com/office/word/2016/wordml/cid" xmlns:w16="http://schemas.microsoft.com/office/word/2018/wordml" xmlns:w16sdtdh="http://schemas.microsoft.com/office/word/2020/wordml/sdtdatahash" xmlns:w16se="http://schemas.microsoft.com/office/word/2015/wordml/symex" xmlns:wpg="http://schemas.microsoft.com/office/word/2010/wordprocessingGroup" xmlns:wpi="http://schemas.microsoft.com/office/word/2010/wordprocessingInk" xmlns:wne="http://schemas.microsoft.com/office/word/2006/wordml" xmlns:wps="http://schemas.microsoft.com/office/word/2010/wordprocessingShape" mc:Ignorable="w14 w15 w16se w16cid w16 w16cex w16sdtdh wp14">
+<w:ftr xmlns:wpc="http://schemas.microsoft.com/office/word/2010/wordprocessingCanvas" xmlns:cx="http://schemas.microsoft.com/office/drawing/2014/chartex" xmlns:cx1="http://schemas.microsoft.com/office/drawing/2015/9/8/chartex" xmlns:cx2="http://schemas.microsoft.com/office/drawing/2015/10/21/chartex" xmlns:cx3="http://schemas.microsoft.com/office/drawing/2016/5/9/chartex" xmlns:cx4="http://schemas.microsoft.com/office/drawing/2016/5/10/chartex" xmlns:cx5="http://schemas.microsoft.com/office/drawing/2016/5/11/chartex" xmlns:cx6="http://schemas.microsoft.com/office/drawing/2016/5/12/chartex" xmlns:cx7="http://schemas.microsoft.com/office/drawing/2016/5/13/chartex" xmlns:cx8="http://schemas.microsoft.com/office/drawing/2016/5/14/chartex" xmlns:mc="http://schemas.openxmlformats.org/markup-compatibility/2006" xmlns:aink="http://schemas.microsoft.com/office/drawing/2016/ink" xmlns:am3d="http://schemas.microsoft.com/office/drawing/2017/model3d" xmlns:o="urn:schemas-microsoft-com:office:office" xmlns:oel="http://schemas.microsoft.com/office/2019/extlst" xmlns:r="http://schemas.openxmlformats.org/officeDocument/2006/relationships" xmlns:m="http://schemas.openxmlformats.org/officeDocument/2006/math" xmlns:v="urn:schemas-microsoft-com:vml" xmlns:wp14="http://schemas.microsoft.com/office/word/2010/wordprocessingDrawing" xmlns:wp="http://schemas.openxmlformats.org/drawingml/2006/wordprocessingDrawing" xmlns:w10="urn:schemas-microsoft-com:office:word" xmlns:w="http://schemas.openxmlformats.org/wordprocessingml/2006/main" xmlns:w14="http://schemas.microsoft.com/office/word/2010/wordml" xmlns:w15="http://schemas.microsoft.com/office/word/2012/wordml" xmlns:w16cex="http://schemas.microsoft.com/office/word/2018/wordml/cex" xmlns:w16cid="http://schemas.microsoft.com/office/word/2016/wordml/cid" xmlns:w16="http://schemas.microsoft.com/office/word/2018/wordml" xmlns:w16du="http://schemas.microsoft.com/office/word/2023/wordml/word16du" xmlns:w16sdtdh="http://schemas.microsoft.com/office/word/2020/wordml/sdtdatahash" xmlns:w16sdtfl="http://schemas.microsoft.com/office/word/2024/wordml/sdtformatlock" xmlns:w16se="http://schemas.microsoft.com/office/word/2015/wordml/symex" xmlns:wpg="http://schemas.microsoft.com/office/word/2010/wordprocessingGroup" xmlns:wpi="http://schemas.microsoft.com/office/word/2010/wordprocessingInk" xmlns:wne="http://schemas.microsoft.com/office/word/2006/wordml" xmlns:wps="http://schemas.microsoft.com/office/word/2010/wordprocessingShape" mc:Ignorable="w14 w15 w16se w16cid w16 w16cex w16sdtdh w16sdtfl w16du wp14">
   <w:p>
     <w:pPr>
       <w:pStyle w:val="Footer"/>
@@ -553,7 +944,7 @@
 </file>
 
 <file path=word/footer3.xml><?xml version="1.0" encoding="utf-8"?>
-<w:ftr xmlns:wpc="http://schemas.microsoft.com/office/word/2010/wordprocessingCanvas" xmlns:cx="http://schemas.microsoft.com/office/drawing/2014/chartex" xmlns:cx1="http://schemas.microsoft.com/office/drawing/2015/9/8/chartex" xmlns:cx2="http://schemas.microsoft.com/office/drawing/2015/10/21/chartex" xmlns:cx3="http://schemas.microsoft.com/office/drawing/2016/5/9/chartex" xmlns:cx4="http://schemas.microsoft.com/office/drawing/2016/5/10/chartex" xmlns:cx5="http://schemas.microsoft.com/office/drawing/2016/5/11/chartex" xmlns:cx6="http://schemas.microsoft.com/office/drawing/2016/5/12/chartex" xmlns:cx7="http://schemas.microsoft.com/office/drawing/2016/5/13/chartex" xmlns:cx8="http://schemas.microsoft.com/office/drawing/2016/5/14/chartex" xmlns:mc="http://schemas.openxmlformats.org/markup-compatibility/2006" xmlns:aink="http://schemas.microsoft.com/office/drawing/2016/ink" xmlns:am3d="http://schemas.microsoft.com/office/drawing/2017/model3d" xmlns:o="urn:schemas-microsoft-com:office:office" xmlns:oel="http://schemas.microsoft.com/office/2019/extlst" xmlns:r="http://schemas.openxmlformats.org/officeDocument/2006/relationships" xmlns:m="http://schemas.openxmlformats.org/officeDocument/2006/math" xmlns:v="urn:schemas-microsoft-com:vml" xmlns:wp14="http://schemas.microsoft.com/office/word/2010/wordprocessingDrawing" xmlns:wp="http://schemas.openxmlformats.org/drawingml/2006/wordprocessingDrawing" xmlns:w10="urn:schemas-microsoft-com:office:word" xmlns:w="http://schemas.openxmlformats.org/wordprocessingml/2006/main" xmlns:w14="http://schemas.microsoft.com/office/word/2010/wordml" xmlns:w15="http://schemas.microsoft.com/office/word/2012/wordml" xmlns:w16cex="http://schemas.microsoft.com/office/word/2018/wordml/cex" xmlns:w16cid="http://schemas.microsoft.com/office/word/2016/wordml/cid" xmlns:w16="http://schemas.microsoft.com/office/word/2018/wordml" xmlns:w16sdtdh="http://schemas.microsoft.com/office/word/2020/wordml/sdtdatahash" xmlns:w16se="http://schemas.microsoft.com/office/word/2015/wordml/symex" xmlns:wpg="http://schemas.microsoft.com/office/word/2010/wordprocessingGroup" xmlns:wpi="http://schemas.microsoft.com/office/word/2010/wordprocessingInk" xmlns:wne="http://schemas.microsoft.com/office/word/2006/wordml" xmlns:wps="http://schemas.microsoft.com/office/word/2010/wordprocessingShape" mc:Ignorable="w14 w15 w16se w16cid w16 w16cex w16sdtdh wp14">
+<w:ftr xmlns:wpc="http://schemas.microsoft.com/office/word/2010/wordprocessingCanvas" xmlns:cx="http://schemas.microsoft.com/office/drawing/2014/chartex" xmlns:cx1="http://schemas.microsoft.com/office/drawing/2015/9/8/chartex" xmlns:cx2="http://schemas.microsoft.com/office/drawing/2015/10/21/chartex" xmlns:cx3="http://schemas.microsoft.com/office/drawing/2016/5/9/chartex" xmlns:cx4="http://schemas.microsoft.com/office/drawing/2016/5/10/chartex" xmlns:cx5="http://schemas.microsoft.com/office/drawing/2016/5/11/chartex" xmlns:cx6="http://schemas.microsoft.com/office/drawing/2016/5/12/chartex" xmlns:cx7="http://schemas.microsoft.com/office/drawing/2016/5/13/chartex" xmlns:cx8="http://schemas.microsoft.com/office/drawing/2016/5/14/chartex" xmlns:mc="http://schemas.openxmlformats.org/markup-compatibility/2006" xmlns:aink="http://schemas.microsoft.com/office/drawing/2016/ink" xmlns:am3d="http://schemas.microsoft.com/office/drawing/2017/model3d" xmlns:o="urn:schemas-microsoft-com:office:office" xmlns:oel="http://schemas.microsoft.com/office/2019/extlst" xmlns:r="http://schemas.openxmlformats.org/officeDocument/2006/relationships" xmlns:m="http://schemas.openxmlformats.org/officeDocument/2006/math" xmlns:v="urn:schemas-microsoft-com:vml" xmlns:wp14="http://schemas.microsoft.com/office/word/2010/wordprocessingDrawing" xmlns:wp="http://schemas.openxmlformats.org/drawingml/2006/wordprocessingDrawing" xmlns:w10="urn:schemas-microsoft-com:office:word" xmlns:w="http://schemas.openxmlformats.org/wordprocessingml/2006/main" xmlns:w14="http://schemas.microsoft.com/office/word/2010/wordml" xmlns:w15="http://schemas.microsoft.com/office/word/2012/wordml" xmlns:w16cex="http://schemas.microsoft.com/office/word/2018/wordml/cex" xmlns:w16cid="http://schemas.microsoft.com/office/word/2016/wordml/cid" xmlns:w16="http://schemas.microsoft.com/office/word/2018/wordml" xmlns:w16du="http://schemas.microsoft.com/office/word/2023/wordml/word16du" xmlns:w16sdtdh="http://schemas.microsoft.com/office/word/2020/wordml/sdtdatahash" xmlns:w16sdtfl="http://schemas.microsoft.com/office/word/2024/wordml/sdtformatlock" xmlns:w16se="http://schemas.microsoft.com/office/word/2015/wordml/symex" xmlns:wpg="http://schemas.microsoft.com/office/word/2010/wordprocessingGroup" xmlns:wpi="http://schemas.microsoft.com/office/word/2010/wordprocessingInk" xmlns:wne="http://schemas.microsoft.com/office/word/2006/wordml" xmlns:wps="http://schemas.microsoft.com/office/word/2010/wordprocessingShape" mc:Ignorable="w14 w15 w16se w16cid w16 w16cex w16sdtdh w16sdtfl w16du wp14">
   <w:p>
     <w:pPr>
       <w:pStyle w:val="Footer"/>
@@ -563,7 +954,7 @@
 </file>
 
 <file path=word/footnotes.xml><?xml version="1.0" encoding="utf-8"?>
-<w:footnotes xmlns:wpc="http://schemas.microsoft.com/office/word/2010/wordprocessingCanvas" xmlns:cx="http://schemas.microsoft.com/office/drawing/2014/chartex" xmlns:cx1="http://schemas.microsoft.com/office/drawing/2015/9/8/chartex" xmlns:cx2="http://schemas.microsoft.com/office/drawing/2015/10/21/chartex" xmlns:cx3="http://schemas.microsoft.com/office/drawing/2016/5/9/chartex" xmlns:cx4="http://schemas.microsoft.com/office/drawing/2016/5/10/chartex" xmlns:cx5="http://schemas.microsoft.com/office/drawing/2016/5/11/chartex" xmlns:cx6="http://schemas.microsoft.com/office/drawing/2016/5/12/chartex" xmlns:cx7="http://schemas.microsoft.com/office/drawing/2016/5/13/chartex" xmlns:cx8="http://schemas.microsoft.com/office/drawing/2016/5/14/chartex" xmlns:mc="http://schemas.openxmlformats.org/markup-compatibility/2006" xmlns:aink="http://schemas.microsoft.com/office/drawing/2016/ink" xmlns:am3d="http://schemas.microsoft.com/office/drawing/2017/model3d" xmlns:o="urn:schemas-microsoft-com:office:office" xmlns:oel="http://schemas.microsoft.com/office/2019/extlst" xmlns:r="http://schemas.openxmlformats.org/officeDocument/2006/relationships" xmlns:m="http://schemas.openxmlformats.org/officeDocument/2006/math" xmlns:v="urn:schemas-microsoft-com:vml" xmlns:wp14="http://schemas.microsoft.com/office/word/2010/wordprocessingDrawing" xmlns:wp="http://schemas.openxmlformats.org/drawingml/2006/wordprocessingDrawing" xmlns:w10="urn:schemas-microsoft-com:office:word" xmlns:w="http://schemas.openxmlformats.org/wordprocessingml/2006/main" xmlns:w14="http://schemas.microsoft.com/office/word/2010/wordml" xmlns:w15="http://schemas.microsoft.com/office/word/2012/wordml" xmlns:w16cex="http://schemas.microsoft.com/office/word/2018/wordml/cex" xmlns:w16cid="http://schemas.microsoft.com/office/word/2016/wordml/cid" xmlns:w16="http://schemas.microsoft.com/office/word/2018/wordml" xmlns:w16sdtdh="http://schemas.microsoft.com/office/word/2020/wordml/sdtdatahash" xmlns:w16se="http://schemas.microsoft.com/office/word/2015/wordml/symex" xmlns:wpg="http://schemas.microsoft.com/office/word/2010/wordprocessingGroup" xmlns:wpi="http://schemas.microsoft.com/office/word/2010/wordprocessingInk" xmlns:wne="http://schemas.microsoft.com/office/word/2006/wordml" xmlns:wps="http://schemas.microsoft.com/office/word/2010/wordprocessingShape" mc:Ignorable="w14 w15 w16se w16cid w16 w16cex w16sdtdh wp14">
+<w:footnotes xmlns:wpc="http://schemas.microsoft.com/office/word/2010/wordprocessingCanvas" xmlns:cx="http://schemas.microsoft.com/office/drawing/2014/chartex" xmlns:cx1="http://schemas.microsoft.com/office/drawing/2015/9/8/chartex" xmlns:cx2="http://schemas.microsoft.com/office/drawing/2015/10/21/chartex" xmlns:cx3="http://schemas.microsoft.com/office/drawing/2016/5/9/chartex" xmlns:cx4="http://schemas.microsoft.com/office/drawing/2016/5/10/chartex" xmlns:cx5="http://schemas.microsoft.com/office/drawing/2016/5/11/chartex" xmlns:cx6="http://schemas.microsoft.com/office/drawing/2016/5/12/chartex" xmlns:cx7="http://schemas.microsoft.com/office/drawing/2016/5/13/chartex" xmlns:cx8="http://schemas.microsoft.com/office/drawing/2016/5/14/chartex" xmlns:mc="http://schemas.openxmlformats.org/markup-compatibility/2006" xmlns:aink="http://schemas.microsoft.com/office/drawing/2016/ink" xmlns:am3d="http://schemas.microsoft.com/office/drawing/2017/model3d" xmlns:o="urn:schemas-microsoft-com:office:office" xmlns:oel="http://schemas.microsoft.com/office/2019/extlst" xmlns:r="http://schemas.openxmlformats.org/officeDocument/2006/relationships" xmlns:m="http://schemas.openxmlformats.org/officeDocument/2006/math" xmlns:v="urn:schemas-microsoft-com:vml" xmlns:wp14="http://schemas.microsoft.com/office/word/2010/wordprocessingDrawing" xmlns:wp="http://schemas.openxmlformats.org/drawingml/2006/wordprocessingDrawing" xmlns:w10="urn:schemas-microsoft-com:office:word" xmlns:w="http://schemas.openxmlformats.org/wordprocessingml/2006/main" xmlns:w14="http://schemas.microsoft.com/office/word/2010/wordml" xmlns:w15="http://schemas.microsoft.com/office/word/2012/wordml" xmlns:w16cex="http://schemas.microsoft.com/office/word/2018/wordml/cex" xmlns:w16cid="http://schemas.microsoft.com/office/word/2016/wordml/cid" xmlns:w16="http://schemas.microsoft.com/office/word/2018/wordml" xmlns:w16du="http://schemas.microsoft.com/office/word/2023/wordml/word16du" xmlns:w16sdtdh="http://schemas.microsoft.com/office/word/2020/wordml/sdtdatahash" xmlns:w16sdtfl="http://schemas.microsoft.com/office/word/2024/wordml/sdtformatlock" xmlns:w16se="http://schemas.microsoft.com/office/word/2015/wordml/symex" xmlns:wpg="http://schemas.microsoft.com/office/word/2010/wordprocessingGroup" xmlns:wpi="http://schemas.microsoft.com/office/word/2010/wordprocessingInk" xmlns:wne="http://schemas.microsoft.com/office/word/2006/wordml" xmlns:wps="http://schemas.microsoft.com/office/word/2010/wordprocessingShape" mc:Ignorable="w14 w15 w16se w16cid w16 w16cex w16sdtdh w16sdtfl w16du wp14">
   <w:footnote w:type="separator" w:id="-1">
     <w:p>
       <w:pPr>
@@ -588,7 +979,7 @@
 </file>
 
 <file path=word/header1.xml><?xml version="1.0" encoding="utf-8"?>
-<w:hdr xmlns:wpc="http://schemas.microsoft.com/office/word/2010/wordprocessingCanvas" xmlns:cx="http://schemas.microsoft.com/office/drawing/2014/chartex" xmlns:cx1="http://schemas.microsoft.com/office/drawing/2015/9/8/chartex" xmlns:cx2="http://schemas.microsoft.com/office/drawing/2015/10/21/chartex" xmlns:cx3="http://schemas.microsoft.com/office/drawing/2016/5/9/chartex" xmlns:cx4="http://schemas.microsoft.com/office/drawing/2016/5/10/chartex" xmlns:cx5="http://schemas.microsoft.com/office/drawing/2016/5/11/chartex" xmlns:cx6="http://schemas.microsoft.com/office/drawing/2016/5/12/chartex" xmlns:cx7="http://schemas.microsoft.com/office/drawing/2016/5/13/chartex" xmlns:cx8="http://schemas.microsoft.com/office/drawing/2016/5/14/chartex" xmlns:mc="http://schemas.openxmlformats.org/markup-compatibility/2006" xmlns:aink="http://schemas.microsoft.com/office/drawing/2016/ink" xmlns:am3d="http://schemas.microsoft.com/office/drawing/2017/model3d" xmlns:o="urn:schemas-microsoft-com:office:office" xmlns:oel="http://schemas.microsoft.com/office/2019/extlst" xmlns:r="http://schemas.openxmlformats.org/officeDocument/2006/relationships" xmlns:m="http://schemas.openxmlformats.org/officeDocument/2006/math" xmlns:v="urn:schemas-microsoft-com:vml" xmlns:wp14="http://schemas.microsoft.com/office/word/2010/wordprocessingDrawing" xmlns:wp="http://schemas.openxmlformats.org/drawingml/2006/wordprocessingDrawing" xmlns:w10="urn:schemas-microsoft-com:office:word" xmlns:w="http://schemas.openxmlformats.org/wordprocessingml/2006/main" xmlns:w14="http://schemas.microsoft.com/office/word/2010/wordml" xmlns:w15="http://schemas.microsoft.com/office/word/2012/wordml" xmlns:w16cex="http://schemas.microsoft.com/office/word/2018/wordml/cex" xmlns:w16cid="http://schemas.microsoft.com/office/word/2016/wordml/cid" xmlns:w16="http://schemas.microsoft.com/office/word/2018/wordml" xmlns:w16sdtdh="http://schemas.microsoft.com/office/word/2020/wordml/sdtdatahash" xmlns:w16se="http://schemas.microsoft.com/office/word/2015/wordml/symex" xmlns:wpg="http://schemas.microsoft.com/office/word/2010/wordprocessingGroup" xmlns:wpi="http://schemas.microsoft.com/office/word/2010/wordprocessingInk" xmlns:wne="http://schemas.microsoft.com/office/word/2006/wordml" xmlns:wps="http://schemas.microsoft.com/office/word/2010/wordprocessingShape" mc:Ignorable="w14 w15 w16se w16cid w16 w16cex w16sdtdh wp14">
+<w:hdr xmlns:wpc="http://schemas.microsoft.com/office/word/2010/wordprocessingCanvas" xmlns:cx="http://schemas.microsoft.com/office/drawing/2014/chartex" xmlns:cx1="http://schemas.microsoft.com/office/drawing/2015/9/8/chartex" xmlns:cx2="http://schemas.microsoft.com/office/drawing/2015/10/21/chartex" xmlns:cx3="http://schemas.microsoft.com/office/drawing/2016/5/9/chartex" xmlns:cx4="http://schemas.microsoft.com/office/drawing/2016/5/10/chartex" xmlns:cx5="http://schemas.microsoft.com/office/drawing/2016/5/11/chartex" xmlns:cx6="http://schemas.microsoft.com/office/drawing/2016/5/12/chartex" xmlns:cx7="http://schemas.microsoft.com/office/drawing/2016/5/13/chartex" xmlns:cx8="http://schemas.microsoft.com/office/drawing/2016/5/14/chartex" xmlns:mc="http://schemas.openxmlformats.org/markup-compatibility/2006" xmlns:aink="http://schemas.microsoft.com/office/drawing/2016/ink" xmlns:am3d="http://schemas.microsoft.com/office/drawing/2017/model3d" xmlns:o="urn:schemas-microsoft-com:office:office" xmlns:oel="http://schemas.microsoft.com/office/2019/extlst" xmlns:r="http://schemas.openxmlformats.org/officeDocument/2006/relationships" xmlns:m="http://schemas.openxmlformats.org/officeDocument/2006/math" xmlns:v="urn:schemas-microsoft-com:vml" xmlns:wp14="http://schemas.microsoft.com/office/word/2010/wordprocessingDrawing" xmlns:wp="http://schemas.openxmlformats.org/drawingml/2006/wordprocessingDrawing" xmlns:w10="urn:schemas-microsoft-com:office:word" xmlns:w="http://schemas.openxmlformats.org/wordprocessingml/2006/main" xmlns:w14="http://schemas.microsoft.com/office/word/2010/wordml" xmlns:w15="http://schemas.microsoft.com/office/word/2012/wordml" xmlns:w16cex="http://schemas.microsoft.com/office/word/2018/wordml/cex" xmlns:w16cid="http://schemas.microsoft.com/office/word/2016/wordml/cid" xmlns:w16="http://schemas.microsoft.com/office/word/2018/wordml" xmlns:w16du="http://schemas.microsoft.com/office/word/2023/wordml/word16du" xmlns:w16sdtdh="http://schemas.microsoft.com/office/word/2020/wordml/sdtdatahash" xmlns:w16sdtfl="http://schemas.microsoft.com/office/word/2024/wordml/sdtformatlock" xmlns:w16se="http://schemas.microsoft.com/office/word/2015/wordml/symex" xmlns:wpg="http://schemas.microsoft.com/office/word/2010/wordprocessingGroup" xmlns:wpi="http://schemas.microsoft.com/office/word/2010/wordprocessingInk" xmlns:wne="http://schemas.microsoft.com/office/word/2006/wordml" xmlns:wps="http://schemas.microsoft.com/office/word/2010/wordprocessingShape" mc:Ignorable="w14 w15 w16se w16cid w16 w16cex w16sdtdh w16sdtfl w16du wp14">
   <w:p>
     <w:pPr>
       <w:pStyle w:val="Header"/>
@@ -598,7 +989,7 @@
 </file>
 
 <file path=word/header2.xml><?xml version="1.0" encoding="utf-8"?>
-<w:hdr xmlns:wpc="http://schemas.microsoft.com/office/word/2010/wordprocessingCanvas" xmlns:cx="http://schemas.microsoft.com/office/drawing/2014/chartex" xmlns:cx1="http://schemas.microsoft.com/office/drawing/2015/9/8/chartex" xmlns:cx2="http://schemas.microsoft.com/office/drawing/2015/10/21/chartex" xmlns:cx3="http://schemas.microsoft.com/office/drawing/2016/5/9/chartex" xmlns:cx4="http://schemas.microsoft.com/office/drawing/2016/5/10/chartex" xmlns:cx5="http://schemas.microsoft.com/office/drawing/2016/5/11/chartex" xmlns:cx6="http://schemas.microsoft.com/office/drawing/2016/5/12/chartex" xmlns:cx7="http://schemas.microsoft.com/office/drawing/2016/5/13/chartex" xmlns:cx8="http://schemas.microsoft.com/office/drawing/2016/5/14/chartex" xmlns:mc="http://schemas.openxmlformats.org/markup-compatibility/2006" xmlns:aink="http://schemas.microsoft.com/office/drawing/2016/ink" xmlns:am3d="http://schemas.microsoft.com/office/drawing/2017/model3d" xmlns:o="urn:schemas-microsoft-com:office:office" xmlns:oel="http://schemas.microsoft.com/office/2019/extlst" xmlns:r="http://schemas.openxmlformats.org/officeDocument/2006/relationships" xmlns:m="http://schemas.openxmlformats.org/officeDocument/2006/math" xmlns:v="urn:schemas-microsoft-com:vml" xmlns:wp14="http://schemas.microsoft.com/office/word/2010/wordprocessingDrawing" xmlns:wp="http://schemas.openxmlformats.org/drawingml/2006/wordprocessingDrawing" xmlns:w10="urn:schemas-microsoft-com:office:word" xmlns:w="http://schemas.openxmlformats.org/wordprocessingml/2006/main" xmlns:w14="http://schemas.microsoft.com/office/word/2010/wordml" xmlns:w15="http://schemas.microsoft.com/office/word/2012/wordml" xmlns:w16cex="http://schemas.microsoft.com/office/word/2018/wordml/cex" xmlns:w16cid="http://schemas.microsoft.com/office/word/2016/wordml/cid" xmlns:w16="http://schemas.microsoft.com/office/word/2018/wordml" xmlns:w16sdtdh="http://schemas.microsoft.com/office/word/2020/wordml/sdtdatahash" xmlns:w16se="http://schemas.microsoft.com/office/word/2015/wordml/symex" xmlns:wpg="http://schemas.microsoft.com/office/word/2010/wordprocessingGroup" xmlns:wpi="http://schemas.microsoft.com/office/word/2010/wordprocessingInk" xmlns:wne="http://schemas.microsoft.com/office/word/2006/wordml" xmlns:wps="http://schemas.microsoft.com/office/word/2010/wordprocessingShape" mc:Ignorable="w14 w15 w16se w16cid w16 w16cex w16sdtdh wp14">
+<w:hdr xmlns:wpc="http://schemas.microsoft.com/office/word/2010/wordprocessingCanvas" xmlns:cx="http://schemas.microsoft.com/office/drawing/2014/chartex" xmlns:cx1="http://schemas.microsoft.com/office/drawing/2015/9/8/chartex" xmlns:cx2="http://schemas.microsoft.com/office/drawing/2015/10/21/chartex" xmlns:cx3="http://schemas.microsoft.com/office/drawing/2016/5/9/chartex" xmlns:cx4="http://schemas.microsoft.com/office/drawing/2016/5/10/chartex" xmlns:cx5="http://schemas.microsoft.com/office/drawing/2016/5/11/chartex" xmlns:cx6="http://schemas.microsoft.com/office/drawing/2016/5/12/chartex" xmlns:cx7="http://schemas.microsoft.com/office/drawing/2016/5/13/chartex" xmlns:cx8="http://schemas.microsoft.com/office/drawing/2016/5/14/chartex" xmlns:mc="http://schemas.openxmlformats.org/markup-compatibility/2006" xmlns:aink="http://schemas.microsoft.com/office/drawing/2016/ink" xmlns:am3d="http://schemas.microsoft.com/office/drawing/2017/model3d" xmlns:o="urn:schemas-microsoft-com:office:office" xmlns:oel="http://schemas.microsoft.com/office/2019/extlst" xmlns:r="http://schemas.openxmlformats.org/officeDocument/2006/relationships" xmlns:m="http://schemas.openxmlformats.org/officeDocument/2006/math" xmlns:v="urn:schemas-microsoft-com:vml" xmlns:wp14="http://schemas.microsoft.com/office/word/2010/wordprocessingDrawing" xmlns:wp="http://schemas.openxmlformats.org/drawingml/2006/wordprocessingDrawing" xmlns:w10="urn:schemas-microsoft-com:office:word" xmlns:w="http://schemas.openxmlformats.org/wordprocessingml/2006/main" xmlns:w14="http://schemas.microsoft.com/office/word/2010/wordml" xmlns:w15="http://schemas.microsoft.com/office/word/2012/wordml" xmlns:w16cex="http://schemas.microsoft.com/office/word/2018/wordml/cex" xmlns:w16cid="http://schemas.microsoft.com/office/word/2016/wordml/cid" xmlns:w16="http://schemas.microsoft.com/office/word/2018/wordml" xmlns:w16du="http://schemas.microsoft.com/office/word/2023/wordml/word16du" xmlns:w16sdtdh="http://schemas.microsoft.com/office/word/2020/wordml/sdtdatahash" xmlns:w16sdtfl="http://schemas.microsoft.com/office/word/2024/wordml/sdtformatlock" xmlns:w16se="http://schemas.microsoft.com/office/word/2015/wordml/symex" xmlns:wpg="http://schemas.microsoft.com/office/word/2010/wordprocessingGroup" xmlns:wpi="http://schemas.microsoft.com/office/word/2010/wordprocessingInk" xmlns:wne="http://schemas.microsoft.com/office/word/2006/wordml" xmlns:wps="http://schemas.microsoft.com/office/word/2010/wordprocessingShape" mc:Ignorable="w14 w15 w16se w16cid w16 w16cex w16sdtdh w16sdtfl w16du wp14">
   <w:p>
     <w:pPr>
       <w:pStyle w:val="Header"/>
@@ -609,7 +1000,7 @@
 </file>
 
 <file path=word/header3.xml><?xml version="1.0" encoding="utf-8"?>
-<w:hdr xmlns:wpc="http://schemas.microsoft.com/office/word/2010/wordprocessingCanvas" xmlns:cx="http://schemas.microsoft.com/office/drawing/2014/chartex" xmlns:cx1="http://schemas.microsoft.com/office/drawing/2015/9/8/chartex" xmlns:cx2="http://schemas.microsoft.com/office/drawing/2015/10/21/chartex" xmlns:cx3="http://schemas.microsoft.com/office/drawing/2016/5/9/chartex" xmlns:cx4="http://schemas.microsoft.com/office/drawing/2016/5/10/chartex" xmlns:cx5="http://schemas.microsoft.com/office/drawing/2016/5/11/chartex" xmlns:cx6="http://schemas.microsoft.com/office/drawing/2016/5/12/chartex" xmlns:cx7="http://schemas.microsoft.com/office/drawing/2016/5/13/chartex" xmlns:cx8="http://schemas.microsoft.com/office/drawing/2016/5/14/chartex" xmlns:mc="http://schemas.openxmlformats.org/markup-compatibility/2006" xmlns:aink="http://schemas.microsoft.com/office/drawing/2016/ink" xmlns:am3d="http://schemas.microsoft.com/office/drawing/2017/model3d" xmlns:o="urn:schemas-microsoft-com:office:office" xmlns:oel="http://schemas.microsoft.com/office/2019/extlst" xmlns:r="http://schemas.openxmlformats.org/officeDocument/2006/relationships" xmlns:m="http://schemas.openxmlformats.org/officeDocument/2006/math" xmlns:v="urn:schemas-microsoft-com:vml" xmlns:wp14="http://schemas.microsoft.com/office/word/2010/wordprocessingDrawing" xmlns:wp="http://schemas.openxmlformats.org/drawingml/2006/wordprocessingDrawing" xmlns:w10="urn:schemas-microsoft-com:office:word" xmlns:w="http://schemas.openxmlformats.org/wordprocessingml/2006/main" xmlns:w14="http://schemas.microsoft.com/office/word/2010/wordml" xmlns:w15="http://schemas.microsoft.com/office/word/2012/wordml" xmlns:w16cex="http://schemas.microsoft.com/office/word/2018/wordml/cex" xmlns:w16cid="http://schemas.microsoft.com/office/word/2016/wordml/cid" xmlns:w16="http://schemas.microsoft.com/office/word/2018/wordml" xmlns:w16sdtdh="http://schemas.microsoft.com/office/word/2020/wordml/sdtdatahash" xmlns:w16se="http://schemas.microsoft.com/office/word/2015/wordml/symex" xmlns:wpg="http://schemas.microsoft.com/office/word/2010/wordprocessingGroup" xmlns:wpi="http://schemas.microsoft.com/office/word/2010/wordprocessingInk" xmlns:wne="http://schemas.microsoft.com/office/word/2006/wordml" xmlns:wps="http://schemas.microsoft.com/office/word/2010/wordprocessingShape" mc:Ignorable="w14 w15 w16se w16cid w16 w16cex w16sdtdh wp14">
+<w:hdr xmlns:wpc="http://schemas.microsoft.com/office/word/2010/wordprocessingCanvas" xmlns:cx="http://schemas.microsoft.com/office/drawing/2014/chartex" xmlns:cx1="http://schemas.microsoft.com/office/drawing/2015/9/8/chartex" xmlns:cx2="http://schemas.microsoft.com/office/drawing/2015/10/21/chartex" xmlns:cx3="http://schemas.microsoft.com/office/drawing/2016/5/9/chartex" xmlns:cx4="http://schemas.microsoft.com/office/drawing/2016/5/10/chartex" xmlns:cx5="http://schemas.microsoft.com/office/drawing/2016/5/11/chartex" xmlns:cx6="http://schemas.microsoft.com/office/drawing/2016/5/12/chartex" xmlns:cx7="http://schemas.microsoft.com/office/drawing/2016/5/13/chartex" xmlns:cx8="http://schemas.microsoft.com/office/drawing/2016/5/14/chartex" xmlns:mc="http://schemas.openxmlformats.org/markup-compatibility/2006" xmlns:aink="http://schemas.microsoft.com/office/drawing/2016/ink" xmlns:am3d="http://schemas.microsoft.com/office/drawing/2017/model3d" xmlns:o="urn:schemas-microsoft-com:office:office" xmlns:oel="http://schemas.microsoft.com/office/2019/extlst" xmlns:r="http://schemas.openxmlformats.org/officeDocument/2006/relationships" xmlns:m="http://schemas.openxmlformats.org/officeDocument/2006/math" xmlns:v="urn:schemas-microsoft-com:vml" xmlns:wp14="http://schemas.microsoft.com/office/word/2010/wordprocessingDrawing" xmlns:wp="http://schemas.openxmlformats.org/drawingml/2006/wordprocessingDrawing" xmlns:w10="urn:schemas-microsoft-com:office:word" xmlns:w="http://schemas.openxmlformats.org/wordprocessingml/2006/main" xmlns:w14="http://schemas.microsoft.com/office/word/2010/wordml" xmlns:w15="http://schemas.microsoft.com/office/word/2012/wordml" xmlns:w16cex="http://schemas.microsoft.com/office/word/2018/wordml/cex" xmlns:w16cid="http://schemas.microsoft.com/office/word/2016/wordml/cid" xmlns:w16="http://schemas.microsoft.com/office/word/2018/wordml" xmlns:w16du="http://schemas.microsoft.com/office/word/2023/wordml/word16du" xmlns:w16sdtdh="http://schemas.microsoft.com/office/word/2020/wordml/sdtdatahash" xmlns:w16sdtfl="http://schemas.microsoft.com/office/word/2024/wordml/sdtformatlock" xmlns:w16se="http://schemas.microsoft.com/office/word/2015/wordml/symex" xmlns:wpg="http://schemas.microsoft.com/office/word/2010/wordprocessingGroup" xmlns:wpi="http://schemas.microsoft.com/office/word/2010/wordprocessingInk" xmlns:wne="http://schemas.microsoft.com/office/word/2006/wordml" xmlns:wps="http://schemas.microsoft.com/office/word/2010/wordprocessingShape" mc:Ignorable="w14 w15 w16se w16cid w16 w16cex w16sdtdh w16sdtfl w16du wp14">
   <w:p>
     <w:pPr>
       <w:pStyle w:val="Header"/>
@@ -618,7 +1009,7 @@
     <w:r>
       <w:tab/>
       <w:tab/>
-      <w:t>2026-06-17</w:t>
+      <w:t>2026-06-18</w:t>
       <w:br/>
       <w:br/>
     </w:r>
@@ -631,7 +1022,7 @@
 </file>
 
 <file path=word/numbering.xml><?xml version="1.0" encoding="utf-8"?>
-<w:numbering xmlns:wpc="http://schemas.microsoft.com/office/word/2010/wordprocessingCanvas" xmlns:cx="http://schemas.microsoft.com/office/drawing/2014/chartex" xmlns:cx1="http://schemas.microsoft.com/office/drawing/2015/9/8/chartex" xmlns:cx2="http://schemas.microsoft.com/office/drawing/2015/10/21/chartex" xmlns:cx3="http://schemas.microsoft.com/office/drawing/2016/5/9/chartex" xmlns:cx4="http://schemas.microsoft.com/office/drawing/2016/5/10/chartex" xmlns:cx5="http://schemas.microsoft.com/office/drawing/2016/5/11/chartex" xmlns:cx6="http://schemas.microsoft.com/office/drawing/2016/5/12/chartex" xmlns:cx7="http://schemas.microsoft.com/office/drawing/2016/5/13/chartex" xmlns:cx8="http://schemas.microsoft.com/office/drawing/2016/5/14/chartex" xmlns:mc="http://schemas.openxmlformats.org/markup-compatibility/2006" xmlns:aink="http://schemas.microsoft.com/office/drawing/2016/ink" xmlns:am3d="http://schemas.microsoft.com/office/drawing/2017/model3d" xmlns:o="urn:schemas-microsoft-com:office:office" xmlns:oel="http://schemas.microsoft.com/office/2019/extlst" xmlns:r="http://schemas.openxmlformats.org/officeDocument/2006/relationships" xmlns:m="http://schemas.openxmlformats.org/officeDocument/2006/math" xmlns:v="urn:schemas-microsoft-com:vml" xmlns:wp14="http://schemas.microsoft.com/office/word/2010/wordprocessingDrawing" xmlns:wp="http://schemas.openxmlformats.org/drawingml/2006/wordprocessingDrawing" xmlns:w10="urn:schemas-microsoft-com:office:word" xmlns:w="http://schemas.openxmlformats.org/wordprocessingml/2006/main" xmlns:w14="http://schemas.microsoft.com/office/word/2010/wordml" xmlns:w15="http://schemas.microsoft.com/office/word/2012/wordml" xmlns:w16cex="http://schemas.microsoft.com/office/word/2018/wordml/cex" xmlns:w16cid="http://schemas.microsoft.com/office/word/2016/wordml/cid" xmlns:w16="http://schemas.microsoft.com/office/word/2018/wordml" xmlns:w16sdtdh="http://schemas.microsoft.com/office/word/2020/wordml/sdtdatahash" xmlns:w16se="http://schemas.microsoft.com/office/word/2015/wordml/symex" xmlns:wpg="http://schemas.microsoft.com/office/word/2010/wordprocessingGroup" xmlns:wpi="http://schemas.microsoft.com/office/word/2010/wordprocessingInk" xmlns:wne="http://schemas.microsoft.com/office/word/2006/wordml" xmlns:wps="http://schemas.microsoft.com/office/word/2010/wordprocessingShape" mc:Ignorable="w14 w15 w16se w16cid w16 w16cex w16sdtdh wp14">
+<w:numbering xmlns:wpc="http://schemas.microsoft.com/office/word/2010/wordprocessingCanvas" xmlns:cx="http://schemas.microsoft.com/office/drawing/2014/chartex" xmlns:cx1="http://schemas.microsoft.com/office/drawing/2015/9/8/chartex" xmlns:cx2="http://schemas.microsoft.com/office/drawing/2015/10/21/chartex" xmlns:cx3="http://schemas.microsoft.com/office/drawing/2016/5/9/chartex" xmlns:cx4="http://schemas.microsoft.com/office/drawing/2016/5/10/chartex" xmlns:cx5="http://schemas.microsoft.com/office/drawing/2016/5/11/chartex" xmlns:cx6="http://schemas.microsoft.com/office/drawing/2016/5/12/chartex" xmlns:cx7="http://schemas.microsoft.com/office/drawing/2016/5/13/chartex" xmlns:cx8="http://schemas.microsoft.com/office/drawing/2016/5/14/chartex" xmlns:mc="http://schemas.openxmlformats.org/markup-compatibility/2006" xmlns:aink="http://schemas.microsoft.com/office/drawing/2016/ink" xmlns:am3d="http://schemas.microsoft.com/office/drawing/2017/model3d" xmlns:o="urn:schemas-microsoft-com:office:office" xmlns:oel="http://schemas.microsoft.com/office/2019/extlst" xmlns:r="http://schemas.openxmlformats.org/officeDocument/2006/relationships" xmlns:m="http://schemas.openxmlformats.org/officeDocument/2006/math" xmlns:v="urn:schemas-microsoft-com:vml" xmlns:wp14="http://schemas.microsoft.com/office/word/2010/wordprocessingDrawing" xmlns:wp="http://schemas.openxmlformats.org/drawingml/2006/wordprocessingDrawing" xmlns:w10="urn:schemas-microsoft-com:office:word" xmlns:w="http://schemas.openxmlformats.org/wordprocessingml/2006/main" xmlns:w14="http://schemas.microsoft.com/office/word/2010/wordml" xmlns:w15="http://schemas.microsoft.com/office/word/2012/wordml" xmlns:w16cex="http://schemas.microsoft.com/office/word/2018/wordml/cex" xmlns:w16cid="http://schemas.microsoft.com/office/word/2016/wordml/cid" xmlns:w16="http://schemas.microsoft.com/office/word/2018/wordml" xmlns:w16du="http://schemas.microsoft.com/office/word/2023/wordml/word16du" xmlns:w16sdtdh="http://schemas.microsoft.com/office/word/2020/wordml/sdtdatahash" xmlns:w16sdtfl="http://schemas.microsoft.com/office/word/2024/wordml/sdtformatlock" xmlns:w16se="http://schemas.microsoft.com/office/word/2015/wordml/symex" xmlns:wpg="http://schemas.microsoft.com/office/word/2010/wordprocessingGroup" xmlns:wpi="http://schemas.microsoft.com/office/word/2010/wordprocessingInk" xmlns:wne="http://schemas.microsoft.com/office/word/2006/wordml" xmlns:wps="http://schemas.microsoft.com/office/word/2010/wordprocessingShape" mc:Ignorable="w14 w15 w16se w16cid w16 w16cex w16sdtdh w16sdtfl w16du wp14">
   <w:abstractNum w:abstractNumId="0" w15:restartNumberingAfterBreak="0">
     <w:nsid w:val="FFFFFF7C"/>
     <w:multiLevelType w:val="singleLevel"/>
@@ -834,7 +1225,7 @@
 </file>
 
 <file path=word/styles.xml><?xml version="1.0" encoding="utf-8"?>
-<w:styles xmlns:mc="http://schemas.openxmlformats.org/markup-compatibility/2006" xmlns:r="http://schemas.openxmlformats.org/officeDocument/2006/relationships" xmlns:w="http://schemas.openxmlformats.org/wordprocessingml/2006/main" xmlns:w14="http://schemas.microsoft.com/office/word/2010/wordml" xmlns:w15="http://schemas.microsoft.com/office/word/2012/wordml" xmlns:w16cex="http://schemas.microsoft.com/office/word/2018/wordml/cex" xmlns:w16cid="http://schemas.microsoft.com/office/word/2016/wordml/cid" xmlns:w16="http://schemas.microsoft.com/office/word/2018/wordml" xmlns:w16sdtdh="http://schemas.microsoft.com/office/word/2020/wordml/sdtdatahash" xmlns:w16se="http://schemas.microsoft.com/office/word/2015/wordml/symex" mc:Ignorable="w14 w15 w16se w16cid w16 w16cex w16sdtdh">
+<w:styles xmlns:mc="http://schemas.openxmlformats.org/markup-compatibility/2006" xmlns:r="http://schemas.openxmlformats.org/officeDocument/2006/relationships" xmlns:w="http://schemas.openxmlformats.org/wordprocessingml/2006/main" xmlns:w14="http://schemas.microsoft.com/office/word/2010/wordml" xmlns:w15="http://schemas.microsoft.com/office/word/2012/wordml" xmlns:w16cex="http://schemas.microsoft.com/office/word/2018/wordml/cex" xmlns:w16cid="http://schemas.microsoft.com/office/word/2016/wordml/cid" xmlns:w16="http://schemas.microsoft.com/office/word/2018/wordml" xmlns:w16du="http://schemas.microsoft.com/office/word/2023/wordml/word16du" xmlns:w16sdtdh="http://schemas.microsoft.com/office/word/2020/wordml/sdtdatahash" xmlns:w16sdtfl="http://schemas.microsoft.com/office/word/2024/wordml/sdtformatlock" xmlns:w16se="http://schemas.microsoft.com/office/word/2015/wordml/symex" mc:Ignorable="w14 w15 w16se w16cid w16 w16cex w16sdtdh w16sdtfl w16du">
   <w:docDefaults>
     <w:rPrDefault>
       <w:rPr>
@@ -1592,7 +1983,7 @@
     <w:link w:val="TitleChar"/>
     <w:uiPriority w:val="10"/>
     <w:qFormat/>
-    <w:rsid w:val="007106C8"/>
+    <w:rsid w:val="00E854FA"/>
     <w:pPr>
       <w:spacing w:after="300" w:line="240" w:lineRule="auto"/>
       <w:contextualSpacing/>
@@ -1602,7 +1993,7 @@
       <w:rFonts w:eastAsiaTheme="majorEastAsia" w:cstheme="majorBidi"/>
       <w:spacing w:val="5"/>
       <w:kern w:val="28"/>
-      <w:sz w:val="52"/>
+      <w:sz w:val="40"/>
       <w:szCs w:val="52"/>
       <w:lang w:val="sv-SE" w:eastAsia="en-US" w:bidi="ar-SA"/>
     </w:rPr>
@@ -1612,12 +2003,12 @@
     <w:basedOn w:val="DefaultParagraphFont"/>
     <w:link w:val="Title"/>
     <w:uiPriority w:val="10"/>
-    <w:rsid w:val="007106C8"/>
+    <w:rsid w:val="00E854FA"/>
     <w:rPr>
       <w:rFonts w:ascii="Times New Roman" w:eastAsiaTheme="majorEastAsia" w:hAnsi="Times New Roman" w:cstheme="majorBidi"/>
       <w:spacing w:val="5"/>
       <w:kern w:val="28"/>
-      <w:sz w:val="52"/>
+      <w:sz w:val="40"/>
       <w:szCs w:val="52"/>
       <w:lang w:val="sv-SE" w:eastAsia="en-US" w:bidi="ar-SA"/>
     </w:rPr>

--- a/tillsyn/A 15203-2026 tillsynsbegäran.docx
+++ b/tillsyn/A 15203-2026 tillsynsbegäran.docx
@@ -1009,7 +1009,7 @@
     <w:r>
       <w:tab/>
       <w:tab/>
-      <w:t>2026-06-18</w:t>
+      <w:t>2026-06-19</w:t>
       <w:br/>
       <w:br/>
     </w:r>

--- a/tillsyn/A 15203-2026 tillsynsbegäran.docx
+++ b/tillsyn/A 15203-2026 tillsynsbegäran.docx
@@ -1009,7 +1009,7 @@
     <w:r>
       <w:tab/>
       <w:tab/>
-      <w:t>2026-06-19</w:t>
+      <w:t>2026-06-20</w:t>
       <w:br/>
       <w:br/>
     </w:r>

--- a/tillsyn/A 15203-2026 tillsynsbegäran.docx
+++ b/tillsyn/A 15203-2026 tillsynsbegäran.docx
@@ -12,10 +12,7 @@
     </w:p>
     <w:p>
       <w:r>
-        <w:t>Detta dokument behandlar höga naturvärden i avverkningsanmälan A 15203-2026 i Mora kommun som inkom 2026-03-24 och omfattar 2,5 ha.</w:t>
-      </w:r>
-      <w:r>
-        <w:t xml:space="preserve"> I Figur 1 visas fyndplatser för naturvårdsarter i området, som finns registrerade på Artportalen.</w:t>
+        <w:t>Denna tillsynsbegäran behandlar höga naturvärden i avverkningsanmälan A 15203-2026 i Mora kommun som inkom 2026-03-24 och omfattar 2,5 ha.</w:t>
       </w:r>
     </w:p>
     <w:p>
@@ -63,27 +60,12 @@
         <w:spacing w:after="240"/>
       </w:pPr>
       <w:r>
-        <w:t>Figur 1. Fyndplatser för naturvårdsarter i och inom 23 meter från avverkningsanmälan (röd linje). Inom parentes anges rödlistekategorier, S för signalarter, Tför typiska arter och fridlysningsparagrafer i artskyddsförordningen.Markörer utan svart kant är placerade på fyndplatsen. Markörer med svart kant är placerade vid sidan av fyndplatsen och har ett svart streck som visar fyndplatsens exakta position. Kartans mittpunktskoordinat är N 6770351, E 468298 i SWEREF 99 TM.</w:t>
+        <w:t>Figur 1. Fyndplatser för naturvårdsarter i och inom 23 meter från avverkningsanmälan. Markörer utan svart kant är placerade på fyndplatsen. Markörer med svart kant är placerade vid sidan av fyndplatsen har ett svart streck som visar fyndplatsens exakta position. Kartans mittpunktskoordinat är N 6770351, E 468298 i SWEREF 99 TM.</w:t>
       </w:r>
     </w:p>
     <w:p>
       <w:r>
-        <w:t>Vi begär härmed att Skogsstyrelsen fattar beslut enligt miljöbalken som säkerställer att skogens höga naturvärden bevaras samt att EU-lagstiftning efterlevs och att artskyddsbrott förhindras.</w:t>
-      </w:r>
-    </w:p>
-    <w:p>
-      <w:r>
-        <w:t>Vi begär vidare att Skogsstyrelsen säkerställer att inga skador eller försämringar av naturtypens bevarandestatus i området tillåts ske. Se Rådets direktiv 92/43/EEG samt ickeförsämringskravet i EU:s naturrestaureringsförordning (EU 2024/1991).</w:t>
-      </w:r>
-    </w:p>
-    <w:p>
-      <w:r>
-        <w:t>Vi önskar även ta del av de ställningstaganden och beslut som myndigheten meddelar till följd av aktuell avverkningsanmälan och föreningens inlaga (se 34 § förvaltningslagen).</w:t>
-      </w:r>
-    </w:p>
-    <w:p>
-      <w:r>
-        <w:t>Nedan beskrivs fynd av naturvårdsarter och fridlysta arter som gjorts i det avverkningsanmälda området. I BILAGA 1 finns artfakta om fridlysta och rödlistade arter.</w:t>
+        <w:t>I och inom 23 meter från avverkningsanmälan finns fynd av 5 naturvårdsarter, varav 3 är rödlistade, 1 är fridlyst, 5 är typiska (T) och 1 är signalart (S): garnlav (VU, T), talltagel (NT, T), tallticka (NT, T), mindre märgborre (S, T) och spillkråka (T, §4). Se Figur 1.</w:t>
       </w:r>
     </w:p>
     <w:p>
@@ -91,35 +73,184 @@
         <w:pStyle w:val="Heading1"/>
       </w:pPr>
       <w:r>
-        <w:t>Naturvårdsarter</w:t>
+        <w:t>Tillsynsbegäran</w:t>
       </w:r>
     </w:p>
     <w:p>
       <w:r>
-        <w:t>I och inom 23 meter från avverkningsanmälan har följande 5 naturvårdsarter hittats: garnlav (VU, T), talltagel (NT, T), tallticka (NT, T), mindre märgborre (S, T) och spillkråka (T, §4). Av dessa är 3 rödlistade. För rödlistade arter har rödlistekategorin angivits inom parentes. Arter som är signalarter enligt Skogsstyrelsen har markerats med (S). Typiska arter inom Natura 2000 som är kopplade till skogsekosystem har markerats med (T). För fridlysta arter anges även paragrafen i Artskyddsförordningen som arten är fridlyst enligt.</w:t>
+        <w:t>Vi begär härmed att Skogsstyrelsen fattar beslut enligt miljöbalken som säkerställer att skogens höga naturvärden bevaras samt att EU-lagstiftning efterlevs och att artskyddsbrott förhindras.</w:t>
       </w:r>
     </w:p>
     <w:p>
       <w:r>
-        <w:t>De påträffade naturvårdsarterna är ett tydligt kvitto på att det rör sig om en skog med höga naturvärden.</w:t>
+        <w:t>Vi begär vidare att Skogsstyrelsen säkerställer att inga skador eller försämringar av naturtypens bevarandestatus i området tillåts ske. Se Rådets direktiv 92/43/EEG samt ickeförsämringskravet i EU:s naturrestaureringsförordning (EU 2024/1991).</w:t>
+      </w:r>
+    </w:p>
+    <w:p>
+      <w:r>
+        <w:t>Vi önskar även ta del av de ställningstaganden och beslut som myndigheten meddelar till följd av aktuell avverkningsanmälan och föreningens inlaga (se 34 § förvaltningslagen).</w:t>
       </w:r>
     </w:p>
     <w:p>
       <w:pPr>
-        <w:pStyle w:val="Heading2"/>
+        <w:pStyle w:val="Heading1"/>
       </w:pPr>
       <w:r>
-        <w:t>Fridlysta arter</w:t>
+        <w:t>Naturvårdsarter och fridlysta arter</w:t>
       </w:r>
     </w:p>
     <w:p>
       <w:r>
-        <w:t>Följande fridlysta arter har sina livsmiljöer och växtplatser i den avverkningsanmälda skogen: spillkråka (T, §4).</w:t>
+        <w:t>Nedan följer beskrivningar av de naturvårdsarter och fridlysta arter som har sina livsmiljöer och växtplatser i den avverkningsanmälda skogen. Se även ytterligare artfakta i BILAGA 1. De påträffade naturvårdsarterna är ett tydligt kvitto på att det rör sig om en skog med höga naturvärden.</w:t>
       </w:r>
     </w:p>
     <w:p>
       <w:r>
-        <w:t xml:space="preserve">Observera att medlemsländerna är skyldiga att agera i enlighet med EU:s fågeldirektiv där det uttryckligen står att direktivet gäller för fåglar samt för deras ägg, bon och </w:t>
+        <w:rPr>
+          <w:b/>
+        </w:rPr>
+        <w:t>Garnlav (VU)</w:t>
+      </w:r>
+      <w:r>
+        <w:t xml:space="preserve"> är en utpräglad barrskogsart som ibland kan drapera träden i norrländska grannaturskogar med hög luftfuktighet. Den förekommer även i talldominerade bestånd där den, förutom i trädens grenverk, påträffas hängande över ojämnheter i tallbarken. Arten har minskat starkt i södra och mellersta Sverige och den minskar även i sitt nordliga utbredningsområde. Minskningstakten uppgår till 30 (20–50) % inom 50 år och överstiger gränsvärdet för Sårbar (VU). Orsaken till tillbakagången beror främst på slutavverkningar av naturskogsartade skogar. Bestånd med riklig förekomst bör regelmässigt sparas, vilket även gynnar flera andra sällsynta och rödlistade arter. Garnlav är värdväxt för den mycket sällsynta och akut hotade fjärilen barrskogslavfly (CR) som hör hemma i boreala barrskogar med riklig förekomst av värdväxten. Tidigare kunde arten konstateras årligen på flera platser vid Dala-Floda i Dalarna innan lokalerna kalavverkades. Senaste fyndet i landet av barrskogslavfly är från år 2000 då den påträffades vid Högberget i Sollefteå kommun. Garnlav är typisk art för </w:t>
+      </w:r>
+      <w:r>
+        <w:rPr>
+          <w:i/>
+        </w:rPr>
+        <w:t xml:space="preserve">9010 Taiga </w:t>
+      </w:r>
+      <w:r>
+        <w:t>och</w:t>
+      </w:r>
+      <w:r>
+        <w:rPr>
+          <w:i/>
+        </w:rPr>
+        <w:t xml:space="preserve"> 9070 Trädklädd betesmark</w:t>
+      </w:r>
+      <w:r>
+        <w:t xml:space="preserve"> (SLU Artdatabanken, 2026).</w:t>
+      </w:r>
+    </w:p>
+    <w:p>
+      <w:r>
+        <w:rPr>
+          <w:b/>
+        </w:rPr>
+        <w:t>Talltagel (NT)</w:t>
+      </w:r>
+      <w:r>
+        <w:t xml:space="preserve"> är en boreal art som förekommer på tall i äldre, öppna tallskogar. Den påverkas negativt av brist på kontinuitetsskog och minskningstakten bedöms vara nära gränsvärdet för Sårbar (VU). Talltagel är typisk art för </w:t>
+      </w:r>
+      <w:r>
+        <w:rPr>
+          <w:i/>
+        </w:rPr>
+        <w:t>9010 Taiga</w:t>
+      </w:r>
+      <w:r>
+        <w:t xml:space="preserve"> (SLU Artdatabanken, 2026).</w:t>
+      </w:r>
+    </w:p>
+    <w:p>
+      <w:r>
+        <w:rPr>
+          <w:b/>
+        </w:rPr>
+        <w:t xml:space="preserve">Tallticka (NT) </w:t>
+      </w:r>
+      <w:r>
+        <w:t xml:space="preserve">uppträder först på tallar som är 100–150 år gamla men är vanligast på träd som är runt 150–200 år eller äldre. I skogslandskapet är den främst knuten till tallnaturskogar och restbiotoper med biologiskt gamla träd och signalerar vanligtvis skyddsvärda tallbestånd med höga naturvärden. Tallticka är typisk art för </w:t>
+      </w:r>
+      <w:r>
+        <w:rPr>
+          <w:i/>
+        </w:rPr>
+        <w:t xml:space="preserve">9010 Taiga </w:t>
+      </w:r>
+      <w:r>
+        <w:t xml:space="preserve">och </w:t>
+      </w:r>
+      <w:r>
+        <w:rPr>
+          <w:i/>
+        </w:rPr>
+        <w:t>9060 Åsbarrskog</w:t>
+      </w:r>
+      <w:r>
+        <w:t xml:space="preserve"> (SLU Artdatabanken, 2023; Nitare &amp; Skogsstyrelsen, 2019).</w:t>
+      </w:r>
+    </w:p>
+    <w:p>
+      <w:r>
+        <w:rPr>
+          <w:b/>
+        </w:rPr>
+        <w:t>Mindre märgborre</w:t>
+      </w:r>
+      <w:r>
+        <w:t xml:space="preserve"> är en signalart för tallskog med höga naturvärden och betraktas tillsammans med skarptandad barkborre som nyckelarter för ett antal sällsynta åtgärdsprogramsarter som är beroende av deras gångsystem. Bland dessa kan nämnas avlång barkborre (VU), </w:t>
+      </w:r>
+      <w:r>
+        <w:rPr>
+          <w:i/>
+        </w:rPr>
+        <w:t>Corticeus longulus</w:t>
+      </w:r>
+      <w:r>
+        <w:t xml:space="preserve"> (VU), tallgångbagge (VU), cholodkovskys bastborre (NT) och tallbarksvartbagge (NT). Den mindre märgborrens måsvingeliknande gnaggångar är lätta att känna igen och hittas ofta på grova tallgrenar på marken. Rika förekomster av främst mindre märgborre men även skarptandad barkborre är en signal för artrikedom och inventeringar har visat att det är i skogar med en naturlig självgallring som det skapas förutsättningar för dessa arter samt de efterföljande åtgärdsprogramsarterna. Tallskogar med stark förekomst av mindre märgborre och skarptandad barkborre bör avsättas som reservat. Generellt bör hänsyn tas vid slutavverkning av talldominerad skog så att avverkningsrester som gren- och toppdelar lämnas. Mindre märgborre är typisk art för </w:t>
+      </w:r>
+      <w:r>
+        <w:rPr>
+          <w:i/>
+        </w:rPr>
+        <w:t>9060 Åsbarrskog</w:t>
+      </w:r>
+      <w:r>
+        <w:t xml:space="preserve"> (SLU Artdatabanken, 2026; Pettersson, 2014; Hedgren, 2012; Gunnarsson m fl., 1999).</w:t>
+      </w:r>
+    </w:p>
+    <w:p>
+      <w:r>
+        <w:rPr>
+          <w:b/>
+        </w:rPr>
+        <w:t>Spillkråka (§4)</w:t>
+      </w:r>
+      <w:r>
+        <w:t xml:space="preserve"> omfattas av bilaga 1 i EU:s fågeldirektiv och är typisk art för </w:t>
+      </w:r>
+      <w:r>
+        <w:rPr>
+          <w:i/>
+        </w:rPr>
+        <w:t xml:space="preserve">9010 Taiga </w:t>
+      </w:r>
+      <w:r>
+        <w:t>och</w:t>
+      </w:r>
+      <w:r>
+        <w:rPr>
+          <w:i/>
+        </w:rPr>
+        <w:t xml:space="preserve"> 9740 Skogsbevuxen myr</w:t>
+      </w:r>
+      <w:r>
+        <w:t>. Den behöver grova träd, främst tall, asp och bok som boträd. Skogsbruk med korta omloppstider och täta, homogena ungskogar utgör det största hotet. Spillkråka är en nyckelart i skogliga miljöer vars övergivna bohål utnyttjas av flera andra hålhäckande fågelarter och fladdermöss, däribland pärluggla (EN, §4), knipa (§4), salskrake (§4) och skogsduva (§4). Hökuggla (VU, §4) och slaguggla (§4) häckar ofta i högstubbar som brutits av i höjd med ett gammalt spillkråkebo (SLU Artdatabanken, 2026; Skogsstyrelsen, 2016).</w:t>
+      </w:r>
+    </w:p>
+    <w:p>
+      <w:pPr>
+        <w:pStyle w:val="Heading1"/>
+      </w:pPr>
+      <w:r>
+        <w:t>EU:s fågeldirektiv</w:t>
+      </w:r>
+    </w:p>
+    <w:p>
+      <w:r>
+        <w:t xml:space="preserve">Europeiska unionens medlemsländer är skyldiga att agera i enlighet med EU:s fågeldirektiv där det uttryckligen står att direktivet gäller för fåglar samt för deras ägg, bon och </w:t>
       </w:r>
       <w:r>
         <w:rPr>
@@ -129,155 +260,6 @@
       </w:r>
       <w:r>
         <w:t>(artikel 1). Vidare att de åtgärder som vidtas inte får leda till en försämring av den nuvarande situationen beträffande bevarandet av de fågelarter som avses i artikel 1 (artikel 13). Fågeldirektivet är styrande för tillsynsansvariga myndigheters ärendehantering, ställningstaganden och beslutsfattande.</w:t>
-      </w:r>
-    </w:p>
-    <w:p>
-      <w:r>
-        <w:rPr>
-          <w:b/>
-        </w:rPr>
-        <w:t>Spillkråka (§4)</w:t>
-      </w:r>
-      <w:r>
-        <w:t xml:space="preserve"> omfattas av bilaga 1 i EU:s fågeldirektiv och är typisk art för </w:t>
-      </w:r>
-      <w:r>
-        <w:rPr>
-          <w:i/>
-        </w:rPr>
-        <w:t xml:space="preserve">9010 Taiga </w:t>
-      </w:r>
-      <w:r>
-        <w:t>och</w:t>
-      </w:r>
-      <w:r>
-        <w:rPr>
-          <w:i/>
-        </w:rPr>
-        <w:t xml:space="preserve"> 9740 Skogsbevuxen myr</w:t>
-      </w:r>
-      <w:r>
-        <w:t>. Den behöver grova träd, främst tall, asp och bok som boträd. Skogsbruk med korta omloppstider och täta, homogena ungskogar utgör det största hotet. Spillkråka är en nyckelart i skogliga miljöer vars övergivna bohål utnyttjas av flera andra hålhäckande fågelarter och fladdermöss, däribland pärluggla (EN, §4), knipa (§4), salskrake (§4) och skogsduva (§4). Hökuggla (VU, §4) och slaguggla (§4) häckar ofta i högstubbar som brutits av i höjd med ett gammalt spillkråkebo (SLU Artdatabanken, 2026; Skogsstyrelsen, 2016).</w:t>
-      </w:r>
-    </w:p>
-    <w:p>
-      <w:r>
-        <w:t>I BILAGA 1 finns mer detaljerad information om ekologi samt krav på livsmiljö hos fridlysta arter.</w:t>
-      </w:r>
-    </w:p>
-    <w:p>
-      <w:pPr>
-        <w:pStyle w:val="Heading2"/>
-      </w:pPr>
-      <w:r>
-        <w:t>Övriga naturvårdsarter</w:t>
-      </w:r>
-    </w:p>
-    <w:p>
-      <w:r>
-        <w:rPr>
-          <w:b/>
-        </w:rPr>
-        <w:t>Garnlav (VU)</w:t>
-      </w:r>
-      <w:r>
-        <w:t xml:space="preserve"> är en utpräglad barrskogsart som ibland kan drapera träden i norrländska grannaturskogar med hög luftfuktighet. Den förekommer även i talldominerade bestånd där den, förutom i trädens grenverk, påträffas hängande över ojämnheter i tallbarken. Arten har minskat starkt i södra och mellersta Sverige och den minskar även i sitt nordliga utbredningsområde. Minskningstakten uppgår till 30 (20–50) % inom 50 år och överstiger gränsvärdet för Sårbar (VU). Orsaken till tillbakagången beror främst på slutavverkningar av naturskogsartade skogar. Bestånd med riklig förekomst bör regelmässigt sparas, vilket även gynnar flera andra sällsynta och rödlistade arter. Garnlav är värdväxt för den mycket sällsynta och akut hotade fjärilen barrskogslavfly (CR) som hör hemma i boreala barrskogar med riklig förekomst av värdväxten. Tidigare kunde arten konstateras årligen på flera platser vid Dala-Floda i Dalarna innan lokalerna kalavverkades. Senaste fyndet i landet av barrskogslavfly är från år 2000 då den påträffades vid Högberget i Sollefteå kommun. Garnlav är typisk art för </w:t>
-      </w:r>
-      <w:r>
-        <w:rPr>
-          <w:i/>
-        </w:rPr>
-        <w:t xml:space="preserve">9010 Taiga </w:t>
-      </w:r>
-      <w:r>
-        <w:t>och</w:t>
-      </w:r>
-      <w:r>
-        <w:rPr>
-          <w:i/>
-        </w:rPr>
-        <w:t xml:space="preserve"> 9070 Trädklädd betesmark</w:t>
-      </w:r>
-      <w:r>
-        <w:t xml:space="preserve"> (SLU Artdatabanken, 2026).</w:t>
-      </w:r>
-    </w:p>
-    <w:p>
-      <w:r>
-        <w:rPr>
-          <w:b/>
-        </w:rPr>
-        <w:t>Mindre märgborre</w:t>
-      </w:r>
-      <w:r>
-        <w:t xml:space="preserve"> är en signalart för tallskog med höga naturvärden och betraktas tillsammans med skarptandad barkborre som nyckelarter för ett antal sällsynta åtgärdsprogramsarter som är beroende av deras gångsystem. Bland dessa kan nämnas avlång barkborre (VU), </w:t>
-      </w:r>
-      <w:r>
-        <w:rPr>
-          <w:i/>
-        </w:rPr>
-        <w:t>Corticeus longulus</w:t>
-      </w:r>
-      <w:r>
-        <w:t xml:space="preserve"> (VU), tallgångbagge (VU), cholodkovskys bastborre (NT) och tallbarksvartbagge (NT). Den mindre märgborrens måsvingeliknande gnaggångar är lätta att känna igen och hittas ofta på grova tallgrenar på marken. Rika förekomster av främst mindre märgborre men även skarptandad barkborre är en signal för artrikedom och inventeringar har visat att det är i skogar med en naturlig självgallring som det skapas förutsättningar för dessa arter samt de efterföljande åtgärdsprogramsarterna. Tallskogar med stark förekomst av mindre märgborre och skarptandad barkborre bör avsättas som reservat. Generellt bör hänsyn tas vid slutavverkning av talldominerad skog så att avverkningsrester som gren- och toppdelar lämnas. Mindre märgborre är typisk art för </w:t>
-      </w:r>
-      <w:r>
-        <w:rPr>
-          <w:i/>
-        </w:rPr>
-        <w:t>9060 Åsbarrskog</w:t>
-      </w:r>
-      <w:r>
-        <w:t xml:space="preserve"> (SLU Artdatabanken, 2026; Pettersson, 2014; Hedgren, 2012; Gunnarsson m fl., 1999).</w:t>
-      </w:r>
-    </w:p>
-    <w:p>
-      <w:r>
-        <w:rPr>
-          <w:b/>
-        </w:rPr>
-        <w:t>Talltagel (NT)</w:t>
-      </w:r>
-      <w:r>
-        <w:t xml:space="preserve"> är en boreal art som förekommer på tall i äldre, öppna tallskogar. Den påverkas negativt av brist på kontinuitetsskog och minskningstakten bedöms vara nära gränsvärdet för Sårbar (VU). Talltagel är typisk art för </w:t>
-      </w:r>
-      <w:r>
-        <w:rPr>
-          <w:i/>
-        </w:rPr>
-        <w:t>9010 Taiga</w:t>
-      </w:r>
-      <w:r>
-        <w:t xml:space="preserve"> (SLU Artdatabanken, 2026).</w:t>
-      </w:r>
-    </w:p>
-    <w:p>
-      <w:r>
-        <w:rPr>
-          <w:b/>
-        </w:rPr>
-        <w:t xml:space="preserve">Tallticka (NT) </w:t>
-      </w:r>
-      <w:r>
-        <w:t xml:space="preserve">uppträder först på tallar som är 100–150 år gamla men är vanligast på träd som är runt 150–200 år eller äldre. I skogslandskapet är den främst knuten till tallnaturskogar och restbiotoper med biologiskt gamla träd och signalerar vanligtvis skyddsvärda tallbestånd med höga naturvärden. Tallticka är typisk art för </w:t>
-      </w:r>
-      <w:r>
-        <w:rPr>
-          <w:i/>
-        </w:rPr>
-        <w:t xml:space="preserve">9010 Taiga </w:t>
-      </w:r>
-      <w:r>
-        <w:t xml:space="preserve">och </w:t>
-      </w:r>
-      <w:r>
-        <w:rPr>
-          <w:i/>
-        </w:rPr>
-        <w:t>9060 Åsbarrskog</w:t>
-      </w:r>
-      <w:r>
-        <w:t xml:space="preserve"> (SLU Artdatabanken, 2023; Nitare &amp; Skogsstyrelsen, 2019).</w:t>
       </w:r>
     </w:p>
     <w:p>
@@ -1009,7 +991,7 @@
     <w:r>
       <w:tab/>
       <w:tab/>
-      <w:t>2026-06-20</w:t>
+      <w:t>2026-06-21</w:t>
       <w:br/>
       <w:br/>
     </w:r>

--- a/tillsyn/A 15203-2026 tillsynsbegäran.docx
+++ b/tillsyn/A 15203-2026 tillsynsbegäran.docx
@@ -991,7 +991,7 @@
     <w:r>
       <w:tab/>
       <w:tab/>
-      <w:t>2026-06-21</w:t>
+      <w:t>2026-06-22</w:t>
       <w:br/>
       <w:br/>
     </w:r>

--- a/tillsyn/A 15203-2026 tillsynsbegäran.docx
+++ b/tillsyn/A 15203-2026 tillsynsbegäran.docx
@@ -991,7 +991,7 @@
     <w:r>
       <w:tab/>
       <w:tab/>
-      <w:t>2026-06-22</w:t>
+      <w:t>2026-06-23</w:t>
       <w:br/>
       <w:br/>
     </w:r>

--- a/tillsyn/A 15203-2026 tillsynsbegäran.docx
+++ b/tillsyn/A 15203-2026 tillsynsbegäran.docx
@@ -991,7 +991,7 @@
     <w:r>
       <w:tab/>
       <w:tab/>
-      <w:t>2026-06-23</w:t>
+      <w:t>2026-06-24</w:t>
       <w:br/>
       <w:br/>
     </w:r>

--- a/tillsyn/A 15203-2026 tillsynsbegäran.docx
+++ b/tillsyn/A 15203-2026 tillsynsbegäran.docx
@@ -991,7 +991,7 @@
     <w:r>
       <w:tab/>
       <w:tab/>
-      <w:t>2026-06-24</w:t>
+      <w:t>2026-06-25</w:t>
       <w:br/>
       <w:br/>
     </w:r>

--- a/tillsyn/A 15203-2026 tillsynsbegäran.docx
+++ b/tillsyn/A 15203-2026 tillsynsbegäran.docx
@@ -991,7 +991,7 @@
     <w:r>
       <w:tab/>
       <w:tab/>
-      <w:t>2026-06-25</w:t>
+      <w:t>2026-06-26</w:t>
       <w:br/>
       <w:br/>
     </w:r>

--- a/tillsyn/A 15203-2026 tillsynsbegäran.docx
+++ b/tillsyn/A 15203-2026 tillsynsbegäran.docx
@@ -991,7 +991,7 @@
     <w:r>
       <w:tab/>
       <w:tab/>
-      <w:t>2026-06-26</w:t>
+      <w:t>2026-06-27</w:t>
       <w:br/>
       <w:br/>
     </w:r>

--- a/tillsyn/A 15203-2026 tillsynsbegäran.docx
+++ b/tillsyn/A 15203-2026 tillsynsbegäran.docx
@@ -991,7 +991,7 @@
     <w:r>
       <w:tab/>
       <w:tab/>
-      <w:t>2026-06-27</w:t>
+      <w:t>2026-06-28</w:t>
       <w:br/>
       <w:br/>
     </w:r>

--- a/tillsyn/A 15203-2026 tillsynsbegäran.docx
+++ b/tillsyn/A 15203-2026 tillsynsbegäran.docx
@@ -991,7 +991,7 @@
     <w:r>
       <w:tab/>
       <w:tab/>
-      <w:t>2026-06-28</w:t>
+      <w:t>2026-06-29</w:t>
       <w:br/>
       <w:br/>
     </w:r>

--- a/tillsyn/A 15203-2026 tillsynsbegäran.docx
+++ b/tillsyn/A 15203-2026 tillsynsbegäran.docx
@@ -991,7 +991,7 @@
     <w:r>
       <w:tab/>
       <w:tab/>
-      <w:t>2026-06-29</w:t>
+      <w:t>2026-06-30</w:t>
       <w:br/>
       <w:br/>
     </w:r>

--- a/tillsyn/A 15203-2026 tillsynsbegäran.docx
+++ b/tillsyn/A 15203-2026 tillsynsbegäran.docx
@@ -991,7 +991,7 @@
     <w:r>
       <w:tab/>
       <w:tab/>
-      <w:t>2026-06-30</w:t>
+      <w:t>2026-07-01</w:t>
       <w:br/>
       <w:br/>
     </w:r>

--- a/tillsyn/A 15203-2026 tillsynsbegäran.docx
+++ b/tillsyn/A 15203-2026 tillsynsbegäran.docx
@@ -991,7 +991,7 @@
     <w:r>
       <w:tab/>
       <w:tab/>
-      <w:t>2026-07-01</w:t>
+      <w:t>2026-07-02</w:t>
       <w:br/>
       <w:br/>
     </w:r>

--- a/tillsyn/A 15203-2026 tillsynsbegäran.docx
+++ b/tillsyn/A 15203-2026 tillsynsbegäran.docx
@@ -991,7 +991,7 @@
     <w:r>
       <w:tab/>
       <w:tab/>
-      <w:t>2026-07-13</w:t>
+      <w:t>2026-07-14</w:t>
       <w:br/>
       <w:br/>
     </w:r>

--- a/tillsyn/A 15203-2026 tillsynsbegäran.docx
+++ b/tillsyn/A 15203-2026 tillsynsbegäran.docx
@@ -991,7 +991,7 @@
     <w:r>
       <w:tab/>
       <w:tab/>
-      <w:t>2026-07-14</w:t>
+      <w:t>2026-07-15</w:t>
       <w:br/>
       <w:br/>
     </w:r>

--- a/tillsyn/A 15203-2026 tillsynsbegäran.docx
+++ b/tillsyn/A 15203-2026 tillsynsbegäran.docx
@@ -991,7 +991,7 @@
     <w:r>
       <w:tab/>
       <w:tab/>
-      <w:t>2026-07-15</w:t>
+      <w:t>2026-07-16</w:t>
       <w:br/>
       <w:br/>
     </w:r>

--- a/tillsyn/A 15203-2026 tillsynsbegäran.docx
+++ b/tillsyn/A 15203-2026 tillsynsbegäran.docx
@@ -991,7 +991,7 @@
     <w:r>
       <w:tab/>
       <w:tab/>
-      <w:t>2026-07-16</w:t>
+      <w:t>2026-07-17</w:t>
       <w:br/>
       <w:br/>
     </w:r>

--- a/tillsyn/A 15203-2026 tillsynsbegäran.docx
+++ b/tillsyn/A 15203-2026 tillsynsbegäran.docx
@@ -991,7 +991,7 @@
     <w:r>
       <w:tab/>
       <w:tab/>
-      <w:t>2026-07-17</w:t>
+      <w:t>2026-07-18</w:t>
       <w:br/>
       <w:br/>
     </w:r>

--- a/tillsyn/A 15203-2026 tillsynsbegäran.docx
+++ b/tillsyn/A 15203-2026 tillsynsbegäran.docx
@@ -991,7 +991,7 @@
     <w:r>
       <w:tab/>
       <w:tab/>
-      <w:t>2026-07-18</w:t>
+      <w:t>2026-07-19</w:t>
       <w:br/>
       <w:br/>
     </w:r>

--- a/tillsyn/A 15203-2026 tillsynsbegäran.docx
+++ b/tillsyn/A 15203-2026 tillsynsbegäran.docx
@@ -991,7 +991,7 @@
     <w:r>
       <w:tab/>
       <w:tab/>
-      <w:t>2026-07-19</w:t>
+      <w:t>2026-07-20</w:t>
       <w:br/>
       <w:br/>
     </w:r>

--- a/tillsyn/A 15203-2026 tillsynsbegäran.docx
+++ b/tillsyn/A 15203-2026 tillsynsbegäran.docx
@@ -991,7 +991,7 @@
     <w:r>
       <w:tab/>
       <w:tab/>
-      <w:t>2026-07-20</w:t>
+      <w:t>2026-07-21</w:t>
       <w:br/>
       <w:br/>
     </w:r>

--- a/tillsyn/A 15203-2026 tillsynsbegäran.docx
+++ b/tillsyn/A 15203-2026 tillsynsbegäran.docx
@@ -991,7 +991,7 @@
     <w:r>
       <w:tab/>
       <w:tab/>
-      <w:t>2026-07-21</w:t>
+      <w:t>2026-07-22</w:t>
       <w:br/>
       <w:br/>
     </w:r>

--- a/tillsyn/A 15203-2026 tillsynsbegäran.docx
+++ b/tillsyn/A 15203-2026 tillsynsbegäran.docx
@@ -991,7 +991,7 @@
     <w:r>
       <w:tab/>
       <w:tab/>
-      <w:t>2026-07-22</w:t>
+      <w:t>2026-07-23</w:t>
       <w:br/>
       <w:br/>
     </w:r>

--- a/tillsyn/A 15203-2026 tillsynsbegäran.docx
+++ b/tillsyn/A 15203-2026 tillsynsbegäran.docx
@@ -991,7 +991,7 @@
     <w:r>
       <w:tab/>
       <w:tab/>
-      <w:t>2026-07-23</w:t>
+      <w:t>2026-07-24</w:t>
       <w:br/>
       <w:br/>
     </w:r>

--- a/tillsyn/A 15203-2026 tillsynsbegäran.docx
+++ b/tillsyn/A 15203-2026 tillsynsbegäran.docx
@@ -991,7 +991,7 @@
     <w:r>
       <w:tab/>
       <w:tab/>
-      <w:t>2026-07-24</w:t>
+      <w:t>2026-07-25</w:t>
       <w:br/>
       <w:br/>
     </w:r>

--- a/tillsyn/A 15203-2026 tillsynsbegäran.docx
+++ b/tillsyn/A 15203-2026 tillsynsbegäran.docx
@@ -991,7 +991,7 @@
     <w:r>
       <w:tab/>
       <w:tab/>
-      <w:t>2026-07-25</w:t>
+      <w:t>2026-07-26</w:t>
       <w:br/>
       <w:br/>
     </w:r>

--- a/tillsyn/A 15203-2026 tillsynsbegäran.docx
+++ b/tillsyn/A 15203-2026 tillsynsbegäran.docx
@@ -991,7 +991,7 @@
     <w:r>
       <w:tab/>
       <w:tab/>
-      <w:t>2026-07-26</w:t>
+      <w:t>2026-07-27</w:t>
       <w:br/>
       <w:br/>
     </w:r>

--- a/tillsyn/A 15203-2026 tillsynsbegäran.docx
+++ b/tillsyn/A 15203-2026 tillsynsbegäran.docx
@@ -991,7 +991,7 @@
     <w:r>
       <w:tab/>
       <w:tab/>
-      <w:t>2026-07-27</w:t>
+      <w:t>2026-07-28</w:t>
       <w:br/>
       <w:br/>
     </w:r>

--- a/tillsyn/A 15203-2026 tillsynsbegäran.docx
+++ b/tillsyn/A 15203-2026 tillsynsbegäran.docx
@@ -991,7 +991,7 @@
     <w:r>
       <w:tab/>
       <w:tab/>
-      <w:t>2026-07-28</w:t>
+      <w:t>2026-07-29</w:t>
       <w:br/>
       <w:br/>
     </w:r>

--- a/tillsyn/A 15203-2026 tillsynsbegäran.docx
+++ b/tillsyn/A 15203-2026 tillsynsbegäran.docx
@@ -991,7 +991,7 @@
     <w:r>
       <w:tab/>
       <w:tab/>
-      <w:t>2026-07-29</w:t>
+      <w:t>2026-07-30</w:t>
       <w:br/>
       <w:br/>
     </w:r>

--- a/tillsyn/A 15203-2026 tillsynsbegäran.docx
+++ b/tillsyn/A 15203-2026 tillsynsbegäran.docx
@@ -991,7 +991,7 @@
     <w:r>
       <w:tab/>
       <w:tab/>
-      <w:t>2026-07-30</w:t>
+      <w:t>2026-07-31</w:t>
       <w:br/>
       <w:br/>
     </w:r>

--- a/tillsyn/A 15203-2026 tillsynsbegäran.docx
+++ b/tillsyn/A 15203-2026 tillsynsbegäran.docx
@@ -991,7 +991,7 @@
     <w:r>
       <w:tab/>
       <w:tab/>
-      <w:t>2026-07-31</w:t>
+      <w:t>2026-08-01</w:t>
       <w:br/>
       <w:br/>
     </w:r>

--- a/tillsyn/A 15203-2026 tillsynsbegäran.docx
+++ b/tillsyn/A 15203-2026 tillsynsbegäran.docx
@@ -991,7 +991,7 @@
     <w:r>
       <w:tab/>
       <w:tab/>
-      <w:t>2026-08-01</w:t>
+      <w:t>2026-08-02</w:t>
       <w:br/>
       <w:br/>
     </w:r>

--- a/tillsyn/A 15203-2026 tillsynsbegäran.docx
+++ b/tillsyn/A 15203-2026 tillsynsbegäran.docx
@@ -991,7 +991,7 @@
     <w:r>
       <w:tab/>
       <w:tab/>
-      <w:t>2026-08-02</w:t>
+      <w:t>2026-08-03</w:t>
       <w:br/>
       <w:br/>
     </w:r>

--- a/tillsyn/A 15203-2026 tillsynsbegäran.docx
+++ b/tillsyn/A 15203-2026 tillsynsbegäran.docx
@@ -991,7 +991,7 @@
     <w:r>
       <w:tab/>
       <w:tab/>
-      <w:t>2026-08-03</w:t>
+      <w:t>2026-08-05</w:t>
       <w:br/>
       <w:br/>
     </w:r>

--- a/tillsyn/A 15203-2026 tillsynsbegäran.docx
+++ b/tillsyn/A 15203-2026 tillsynsbegäran.docx
@@ -991,7 +991,7 @@
     <w:r>
       <w:tab/>
       <w:tab/>
-      <w:t>2026-08-05</w:t>
+      <w:t>2026-08-07</w:t>
       <w:br/>
       <w:br/>
     </w:r>

--- a/tillsyn/A 15203-2026 tillsynsbegäran.docx
+++ b/tillsyn/A 15203-2026 tillsynsbegäran.docx
@@ -991,7 +991,7 @@
     <w:r>
       <w:tab/>
       <w:tab/>
-      <w:t>2026-08-07</w:t>
+      <w:t>2026-08-08</w:t>
       <w:br/>
       <w:br/>
     </w:r>

--- a/tillsyn/A 15203-2026 tillsynsbegäran.docx
+++ b/tillsyn/A 15203-2026 tillsynsbegäran.docx
@@ -60,7 +60,7 @@
         <w:spacing w:after="240"/>
       </w:pPr>
       <w:r>
-        <w:t>Figur 1. Fyndplatser för naturvårdsarter i och inom 23 meter från avverkningsanmälan. Markörer utan svart kant är placerade på fyndplatsen. Markörer med svart kant är placerade vid sidan av fyndplatsen har ett svart streck som visar fyndplatsens exakta position. Kartans mittpunktskoordinat är N 6770351, E 468298 i SWEREF 99 TM.</w:t>
+        <w:t>Figur 1. Fyndplatser för naturvårdsarter i och inom 23 meter från avverkningsanmälan. Markörer utan svart kant är placerade på fyndplatsen. Markörer med svart kant är placerade vid sidan av fyndplatsen och har ett svart streck som visar fyndplatsens exakta position. Kartans mittpunktskoordinat är N 6770351, E 468298 i SWEREF 99 TM.</w:t>
       </w:r>
     </w:p>
     <w:p>
@@ -991,7 +991,7 @@
     <w:r>
       <w:tab/>
       <w:tab/>
-      <w:t>2026-08-14</w:t>
+      <w:t>2026-08-15</w:t>
       <w:br/>
       <w:br/>
     </w:r>

--- a/tillsyn/A 15203-2026 tillsynsbegäran.docx
+++ b/tillsyn/A 15203-2026 tillsynsbegäran.docx
@@ -991,7 +991,7 @@
     <w:r>
       <w:tab/>
       <w:tab/>
-      <w:t>2026-08-15</w:t>
+      <w:t>2026-08-16</w:t>
       <w:br/>
       <w:br/>
     </w:r>

--- a/tillsyn/A 15203-2026 tillsynsbegäran.docx
+++ b/tillsyn/A 15203-2026 tillsynsbegäran.docx
@@ -991,7 +991,7 @@
     <w:r>
       <w:tab/>
       <w:tab/>
-      <w:t>2026-08-16</w:t>
+      <w:t>2026-08-17</w:t>
       <w:br/>
       <w:br/>
     </w:r>

--- a/tillsyn/A 15203-2026 tillsynsbegäran.docx
+++ b/tillsyn/A 15203-2026 tillsynsbegäran.docx
@@ -991,7 +991,7 @@
     <w:r>
       <w:tab/>
       <w:tab/>
-      <w:t>2026-08-17</w:t>
+      <w:t>2026-08-18</w:t>
       <w:br/>
       <w:br/>
     </w:r>

--- a/tillsyn/A 15203-2026 tillsynsbegäran.docx
+++ b/tillsyn/A 15203-2026 tillsynsbegäran.docx
@@ -991,7 +991,7 @@
     <w:r>
       <w:tab/>
       <w:tab/>
-      <w:t>2026-08-18</w:t>
+      <w:t>2026-08-19</w:t>
       <w:br/>
       <w:br/>
     </w:r>

--- a/tillsyn/A 15203-2026 tillsynsbegäran.docx
+++ b/tillsyn/A 15203-2026 tillsynsbegäran.docx
@@ -991,7 +991,7 @@
     <w:r>
       <w:tab/>
       <w:tab/>
-      <w:t>2026-08-19</w:t>
+      <w:t>2026-08-20</w:t>
       <w:br/>
       <w:br/>
     </w:r>

--- a/tillsyn/A 15203-2026 tillsynsbegäran.docx
+++ b/tillsyn/A 15203-2026 tillsynsbegäran.docx
@@ -991,7 +991,7 @@
     <w:r>
       <w:tab/>
       <w:tab/>
-      <w:t>2026-08-20</w:t>
+      <w:t>2026-08-21</w:t>
       <w:br/>
       <w:br/>
     </w:r>

--- a/tillsyn/A 15203-2026 tillsynsbegäran.docx
+++ b/tillsyn/A 15203-2026 tillsynsbegäran.docx
@@ -991,7 +991,7 @@
     <w:r>
       <w:tab/>
       <w:tab/>
-      <w:t>2026-08-21</w:t>
+      <w:t>2026-08-22</w:t>
       <w:br/>
       <w:br/>
     </w:r>

--- a/tillsyn/A 15203-2026 tillsynsbegäran.docx
+++ b/tillsyn/A 15203-2026 tillsynsbegäran.docx
@@ -991,7 +991,7 @@
     <w:r>
       <w:tab/>
       <w:tab/>
-      <w:t>2026-08-22</w:t>
+      <w:t>2026-08-23</w:t>
       <w:br/>
       <w:br/>
     </w:r>

--- a/tillsyn/A 15203-2026 tillsynsbegäran.docx
+++ b/tillsyn/A 15203-2026 tillsynsbegäran.docx
@@ -991,7 +991,7 @@
     <w:r>
       <w:tab/>
       <w:tab/>
-      <w:t>2026-08-23</w:t>
+      <w:t>2026-08-24</w:t>
       <w:br/>
       <w:br/>
     </w:r>

--- a/tillsyn/A 15203-2026 tillsynsbegäran.docx
+++ b/tillsyn/A 15203-2026 tillsynsbegäran.docx
@@ -991,7 +991,7 @@
     <w:r>
       <w:tab/>
       <w:tab/>
-      <w:t>2026-08-24</w:t>
+      <w:t>2026-08-25</w:t>
       <w:br/>
       <w:br/>
     </w:r>

--- a/tillsyn/A 15203-2026 tillsynsbegäran.docx
+++ b/tillsyn/A 15203-2026 tillsynsbegäran.docx
@@ -991,7 +991,7 @@
     <w:r>
       <w:tab/>
       <w:tab/>
-      <w:t>2026-08-25</w:t>
+      <w:t>2026-08-26</w:t>
       <w:br/>
       <w:br/>
     </w:r>

--- a/tillsyn/A 15203-2026 tillsynsbegäran.docx
+++ b/tillsyn/A 15203-2026 tillsynsbegäran.docx
@@ -991,7 +991,7 @@
     <w:r>
       <w:tab/>
       <w:tab/>
-      <w:t>2026-08-26</w:t>
+      <w:t>2026-08-27</w:t>
       <w:br/>
       <w:br/>
     </w:r>

--- a/tillsyn/A 15203-2026 tillsynsbegäran.docx
+++ b/tillsyn/A 15203-2026 tillsynsbegäran.docx
@@ -991,7 +991,7 @@
     <w:r>
       <w:tab/>
       <w:tab/>
-      <w:t>2026-08-27</w:t>
+      <w:t>2026-08-28</w:t>
       <w:br/>
       <w:br/>
     </w:r>

--- a/tillsyn/A 15203-2026 tillsynsbegäran.docx
+++ b/tillsyn/A 15203-2026 tillsynsbegäran.docx
@@ -991,7 +991,7 @@
     <w:r>
       <w:tab/>
       <w:tab/>
-      <w:t>2026-08-28</w:t>
+      <w:t>2026-08-29</w:t>
       <w:br/>
       <w:br/>
     </w:r>

--- a/tillsyn/A 15203-2026 tillsynsbegäran.docx
+++ b/tillsyn/A 15203-2026 tillsynsbegäran.docx
@@ -991,7 +991,7 @@
     <w:r>
       <w:tab/>
       <w:tab/>
-      <w:t>2026-08-29</w:t>
+      <w:t>2026-08-31</w:t>
       <w:br/>
       <w:br/>
     </w:r>

--- a/tillsyn/A 15203-2026 tillsynsbegäran.docx
+++ b/tillsyn/A 15203-2026 tillsynsbegäran.docx
@@ -991,7 +991,7 @@
     <w:r>
       <w:tab/>
       <w:tab/>
-      <w:t>2026-08-31</w:t>
+      <w:t>2026-09-01</w:t>
       <w:br/>
       <w:br/>
     </w:r>

--- a/tillsyn/A 15203-2026 tillsynsbegäran.docx
+++ b/tillsyn/A 15203-2026 tillsynsbegäran.docx
@@ -991,7 +991,7 @@
     <w:r>
       <w:tab/>
       <w:tab/>
-      <w:t>2026-09-01</w:t>
+      <w:t>2026-09-02</w:t>
       <w:br/>
       <w:br/>
     </w:r>

--- a/tillsyn/A 15203-2026 tillsynsbegäran.docx
+++ b/tillsyn/A 15203-2026 tillsynsbegäran.docx
@@ -991,7 +991,7 @@
     <w:r>
       <w:tab/>
       <w:tab/>
-      <w:t>2026-09-02</w:t>
+      <w:t>2026-09-03</w:t>
       <w:br/>
       <w:br/>
     </w:r>

--- a/tillsyn/A 15203-2026 tillsynsbegäran.docx
+++ b/tillsyn/A 15203-2026 tillsynsbegäran.docx
@@ -991,7 +991,7 @@
     <w:r>
       <w:tab/>
       <w:tab/>
-      <w:t>2026-09-03</w:t>
+      <w:t>2026-09-04</w:t>
       <w:br/>
       <w:br/>
     </w:r>

--- a/tillsyn/A 15203-2026 tillsynsbegäran.docx
+++ b/tillsyn/A 15203-2026 tillsynsbegäran.docx
@@ -991,7 +991,7 @@
     <w:r>
       <w:tab/>
       <w:tab/>
-      <w:t>2026-09-04</w:t>
+      <w:t>2026-09-05</w:t>
       <w:br/>
       <w:br/>
     </w:r>
